--- a/Agent智能风险监控系统技术报告.docx
+++ b/Agent智能风险监控系统技术报告.docx
@@ -8,8 +8,6 @@
       <w:pPr>
         <w:jc w:val="center"/>
       </w:pPr>
-      <w:bookmarkStart w:id="0" w:name="_GoBack"/>
-      <w:bookmarkEnd w:id="0"/>
       <w:r>
         <w:rPr>
           <w:b/>
@@ -74,453 +72,1353 @@
         </w:rPr>
         <w:t xml:space="preserve"> </w:t>
       </w:r>
+      <w:bookmarkStart w:id="57" w:name="_GoBack"/>
+      <w:bookmarkEnd w:id="57"/>
     </w:p>
     <w:p>
       <w:pPr>
         <w:pStyle w:val="3"/>
-      </w:pPr>
-      <w:r>
+        <w:rPr>
+          <w:sz w:val="52"/>
+          <w:szCs w:val="52"/>
+        </w:rPr>
+      </w:pPr>
+      <w:bookmarkStart w:id="0" w:name="_Toc9742"/>
+      <w:bookmarkStart w:id="1" w:name="_Toc12537"/>
+      <w:r>
+        <w:rPr>
+          <w:sz w:val="52"/>
+          <w:szCs w:val="52"/>
+        </w:rPr>
         <w:t>目录</w:t>
       </w:r>
-    </w:p>
-    <w:p>
-      <w:pPr>
-        <w:spacing w:before="0" w:after="0"/>
-      </w:pPr>
+      <w:bookmarkEnd w:id="0"/>
+      <w:bookmarkEnd w:id="1"/>
+    </w:p>
+    <w:p>
+      <w:pPr>
+        <w:pStyle w:val="26"/>
+        <w:tabs>
+          <w:tab w:val="right" w:leader="dot" w:pos="8640"/>
+        </w:tabs>
+      </w:pPr>
+      <w:r>
+        <w:fldChar w:fldCharType="begin"/>
+      </w:r>
+      <w:r>
+        <w:instrText xml:space="preserve">TOC \o "1-3" \h \u </w:instrText>
+      </w:r>
+      <w:r>
+        <w:fldChar w:fldCharType="separate"/>
+      </w:r>
+      <w:r>
+        <w:fldChar w:fldCharType="begin"/>
+      </w:r>
+      <w:r>
+        <w:instrText xml:space="preserve"> HYPERLINK \l _Toc5825 </w:instrText>
+      </w:r>
+      <w:r>
+        <w:fldChar w:fldCharType="separate"/>
+      </w:r>
+      <w:r>
+        <w:t>摘要</w:t>
+      </w:r>
+      <w:r>
+        <w:tab/>
+      </w:r>
+      <w:r>
+        <w:fldChar w:fldCharType="begin"/>
+      </w:r>
+      <w:r>
+        <w:instrText xml:space="preserve"> PAGEREF _Toc5825 \h </w:instrText>
+      </w:r>
+      <w:r>
+        <w:fldChar w:fldCharType="separate"/>
+      </w:r>
+      <w:r>
+        <w:t>4</w:t>
+      </w:r>
+      <w:r>
+        <w:fldChar w:fldCharType="end"/>
+      </w:r>
+      <w:r>
+        <w:fldChar w:fldCharType="end"/>
+      </w:r>
+    </w:p>
+    <w:p>
+      <w:pPr>
+        <w:pStyle w:val="26"/>
+        <w:tabs>
+          <w:tab w:val="right" w:leader="dot" w:pos="8640"/>
+        </w:tabs>
+      </w:pPr>
+      <w:r>
+        <w:fldChar w:fldCharType="begin"/>
+      </w:r>
+      <w:r>
+        <w:instrText xml:space="preserve"> HYPERLINK \l _Toc16815 </w:instrText>
+      </w:r>
+      <w:r>
+        <w:fldChar w:fldCharType="separate"/>
+      </w:r>
+      <w:r>
+        <w:t>一、引言</w:t>
+      </w:r>
+      <w:r>
+        <w:tab/>
+      </w:r>
+      <w:r>
+        <w:fldChar w:fldCharType="begin"/>
+      </w:r>
+      <w:r>
+        <w:instrText xml:space="preserve"> PAGEREF _Toc16815 \h </w:instrText>
+      </w:r>
+      <w:r>
+        <w:fldChar w:fldCharType="separate"/>
+      </w:r>
+      <w:r>
+        <w:t>4</w:t>
+      </w:r>
+      <w:r>
+        <w:fldChar w:fldCharType="end"/>
+      </w:r>
+      <w:r>
+        <w:fldChar w:fldCharType="end"/>
+      </w:r>
+    </w:p>
+    <w:p>
+      <w:pPr>
+        <w:pStyle w:val="29"/>
+        <w:tabs>
+          <w:tab w:val="right" w:leader="dot" w:pos="8640"/>
+        </w:tabs>
+      </w:pPr>
+      <w:r>
+        <w:fldChar w:fldCharType="begin"/>
+      </w:r>
+      <w:r>
+        <w:instrText xml:space="preserve"> HYPERLINK \l _Toc18056 </w:instrText>
+      </w:r>
+      <w:r>
+        <w:fldChar w:fldCharType="separate"/>
+      </w:r>
+      <w:r>
+        <w:t>1.1 项目背景</w:t>
+      </w:r>
+      <w:r>
+        <w:tab/>
+      </w:r>
+      <w:r>
+        <w:fldChar w:fldCharType="begin"/>
+      </w:r>
+      <w:r>
+        <w:instrText xml:space="preserve"> PAGEREF _Toc18056 \h </w:instrText>
+      </w:r>
+      <w:r>
+        <w:fldChar w:fldCharType="separate"/>
+      </w:r>
+      <w:r>
+        <w:t>4</w:t>
+      </w:r>
+      <w:r>
+        <w:fldChar w:fldCharType="end"/>
+      </w:r>
+      <w:r>
+        <w:fldChar w:fldCharType="end"/>
+      </w:r>
+    </w:p>
+    <w:p>
+      <w:pPr>
+        <w:pStyle w:val="29"/>
+        <w:tabs>
+          <w:tab w:val="right" w:leader="dot" w:pos="8640"/>
+        </w:tabs>
+      </w:pPr>
+      <w:r>
+        <w:fldChar w:fldCharType="begin"/>
+      </w:r>
+      <w:r>
+        <w:instrText xml:space="preserve"> HYPERLINK \l _Toc6079 </w:instrText>
+      </w:r>
+      <w:r>
+        <w:fldChar w:fldCharType="separate"/>
+      </w:r>
+      <w:r>
+        <w:t>1.2 项目目标</w:t>
+      </w:r>
+      <w:r>
+        <w:tab/>
+      </w:r>
+      <w:r>
+        <w:fldChar w:fldCharType="begin"/>
+      </w:r>
+      <w:r>
+        <w:instrText xml:space="preserve"> PAGEREF _Toc6079 \h </w:instrText>
+      </w:r>
+      <w:r>
+        <w:fldChar w:fldCharType="separate"/>
+      </w:r>
+      <w:r>
+        <w:t>4</w:t>
+      </w:r>
+      <w:r>
+        <w:fldChar w:fldCharType="end"/>
+      </w:r>
+      <w:r>
+        <w:fldChar w:fldCharType="end"/>
+      </w:r>
+    </w:p>
+    <w:p>
+      <w:pPr>
+        <w:pStyle w:val="29"/>
+        <w:tabs>
+          <w:tab w:val="right" w:leader="dot" w:pos="8640"/>
+        </w:tabs>
+      </w:pPr>
+      <w:r>
+        <w:fldChar w:fldCharType="begin"/>
+      </w:r>
+      <w:r>
+        <w:instrText xml:space="preserve"> HYPERLINK \l _Toc29378 </w:instrText>
+      </w:r>
+      <w:r>
+        <w:fldChar w:fldCharType="separate"/>
+      </w:r>
+      <w:r>
+        <w:t>1.3 与主报告的关系</w:t>
+      </w:r>
+      <w:r>
+        <w:tab/>
+      </w:r>
+      <w:r>
+        <w:fldChar w:fldCharType="begin"/>
+      </w:r>
+      <w:r>
+        <w:instrText xml:space="preserve"> PAGEREF _Toc29378 \h </w:instrText>
+      </w:r>
+      <w:r>
+        <w:fldChar w:fldCharType="separate"/>
+      </w:r>
+      <w:r>
+        <w:t>5</w:t>
+      </w:r>
+      <w:r>
+        <w:fldChar w:fldCharType="end"/>
+      </w:r>
+      <w:r>
+        <w:fldChar w:fldCharType="end"/>
+      </w:r>
+    </w:p>
+    <w:p>
+      <w:pPr>
+        <w:pStyle w:val="26"/>
+        <w:tabs>
+          <w:tab w:val="right" w:leader="dot" w:pos="8640"/>
+        </w:tabs>
+      </w:pPr>
+      <w:r>
+        <w:fldChar w:fldCharType="begin"/>
+      </w:r>
+      <w:r>
+        <w:instrText xml:space="preserve"> HYPERLINK \l _Toc27635 </w:instrText>
+      </w:r>
+      <w:r>
+        <w:fldChar w:fldCharType="separate"/>
+      </w:r>
+      <w:r>
+        <w:t>二、需求分析</w:t>
+      </w:r>
+      <w:r>
+        <w:tab/>
+      </w:r>
+      <w:r>
+        <w:fldChar w:fldCharType="begin"/>
+      </w:r>
+      <w:r>
+        <w:instrText xml:space="preserve"> PAGEREF _Toc27635 \h </w:instrText>
+      </w:r>
+      <w:r>
+        <w:fldChar w:fldCharType="separate"/>
+      </w:r>
+      <w:r>
+        <w:t>5</w:t>
+      </w:r>
+      <w:r>
+        <w:fldChar w:fldCharType="end"/>
+      </w:r>
+      <w:r>
+        <w:fldChar w:fldCharType="end"/>
+      </w:r>
+    </w:p>
+    <w:p>
+      <w:pPr>
+        <w:pStyle w:val="29"/>
+        <w:tabs>
+          <w:tab w:val="right" w:leader="dot" w:pos="8640"/>
+        </w:tabs>
+      </w:pPr>
+      <w:r>
+        <w:fldChar w:fldCharType="begin"/>
+      </w:r>
+      <w:r>
+        <w:instrText xml:space="preserve"> HYPERLINK \l _Toc16167 </w:instrText>
+      </w:r>
+      <w:r>
+        <w:fldChar w:fldCharType="separate"/>
+      </w:r>
+      <w:r>
+        <w:t>2.1 功能需求</w:t>
+      </w:r>
+      <w:r>
+        <w:tab/>
+      </w:r>
+      <w:r>
+        <w:fldChar w:fldCharType="begin"/>
+      </w:r>
+      <w:r>
+        <w:instrText xml:space="preserve"> PAGEREF _Toc16167 \h </w:instrText>
+      </w:r>
+      <w:r>
+        <w:fldChar w:fldCharType="separate"/>
+      </w:r>
+      <w:r>
+        <w:t>5</w:t>
+      </w:r>
+      <w:r>
+        <w:fldChar w:fldCharType="end"/>
+      </w:r>
+      <w:r>
+        <w:fldChar w:fldCharType="end"/>
+      </w:r>
+    </w:p>
+    <w:p>
+      <w:pPr>
+        <w:pStyle w:val="29"/>
+        <w:tabs>
+          <w:tab w:val="right" w:leader="dot" w:pos="8640"/>
+        </w:tabs>
+      </w:pPr>
+      <w:r>
+        <w:fldChar w:fldCharType="begin"/>
+      </w:r>
+      <w:r>
+        <w:instrText xml:space="preserve"> HYPERLINK \l _Toc12520 </w:instrText>
+      </w:r>
+      <w:r>
+        <w:fldChar w:fldCharType="separate"/>
+      </w:r>
+      <w:r>
+        <w:t>2.2 非功能需求</w:t>
+      </w:r>
+      <w:r>
+        <w:tab/>
+      </w:r>
+      <w:r>
+        <w:fldChar w:fldCharType="begin"/>
+      </w:r>
+      <w:r>
+        <w:instrText xml:space="preserve"> PAGEREF _Toc12520 \h </w:instrText>
+      </w:r>
+      <w:r>
+        <w:fldChar w:fldCharType="separate"/>
+      </w:r>
+      <w:r>
+        <w:t>6</w:t>
+      </w:r>
+      <w:r>
+        <w:fldChar w:fldCharType="end"/>
+      </w:r>
+      <w:r>
+        <w:fldChar w:fldCharType="end"/>
+      </w:r>
+    </w:p>
+    <w:p>
+      <w:pPr>
+        <w:pStyle w:val="29"/>
+        <w:tabs>
+          <w:tab w:val="right" w:leader="dot" w:pos="8640"/>
+        </w:tabs>
+      </w:pPr>
+      <w:r>
+        <w:fldChar w:fldCharType="begin"/>
+      </w:r>
+      <w:r>
+        <w:instrText xml:space="preserve"> HYPERLINK \l _Toc25210 </w:instrText>
+      </w:r>
+      <w:r>
+        <w:fldChar w:fldCharType="separate"/>
+      </w:r>
+      <w:r>
+        <w:t>2.3 用户角色</w:t>
+      </w:r>
+      <w:r>
+        <w:tab/>
+      </w:r>
+      <w:r>
+        <w:fldChar w:fldCharType="begin"/>
+      </w:r>
+      <w:r>
+        <w:instrText xml:space="preserve"> PAGEREF _Toc25210 \h </w:instrText>
+      </w:r>
+      <w:r>
+        <w:fldChar w:fldCharType="separate"/>
+      </w:r>
+      <w:r>
+        <w:t>6</w:t>
+      </w:r>
+      <w:r>
+        <w:fldChar w:fldCharType="end"/>
+      </w:r>
+      <w:r>
+        <w:fldChar w:fldCharType="end"/>
+      </w:r>
+    </w:p>
+    <w:p>
+      <w:pPr>
+        <w:pStyle w:val="26"/>
+        <w:tabs>
+          <w:tab w:val="right" w:leader="dot" w:pos="8640"/>
+        </w:tabs>
+      </w:pPr>
+      <w:r>
+        <w:fldChar w:fldCharType="begin"/>
+      </w:r>
+      <w:r>
+        <w:instrText xml:space="preserve"> HYPERLINK \l _Toc7790 </w:instrText>
+      </w:r>
+      <w:r>
+        <w:fldChar w:fldCharType="separate"/>
+      </w:r>
+      <w:r>
+        <w:t>三、系统设计</w:t>
+      </w:r>
+      <w:r>
+        <w:tab/>
+      </w:r>
+      <w:r>
+        <w:fldChar w:fldCharType="begin"/>
+      </w:r>
+      <w:r>
+        <w:instrText xml:space="preserve"> PAGEREF _Toc7790 \h </w:instrText>
+      </w:r>
+      <w:r>
+        <w:fldChar w:fldCharType="separate"/>
+      </w:r>
+      <w:r>
+        <w:t>6</w:t>
+      </w:r>
+      <w:r>
+        <w:fldChar w:fldCharType="end"/>
+      </w:r>
+      <w:r>
+        <w:fldChar w:fldCharType="end"/>
+      </w:r>
+    </w:p>
+    <w:p>
+      <w:pPr>
+        <w:pStyle w:val="29"/>
+        <w:tabs>
+          <w:tab w:val="right" w:leader="dot" w:pos="8640"/>
+        </w:tabs>
+      </w:pPr>
+      <w:r>
+        <w:fldChar w:fldCharType="begin"/>
+      </w:r>
+      <w:r>
+        <w:instrText xml:space="preserve"> HYPERLINK \l _Toc2312 </w:instrText>
+      </w:r>
+      <w:r>
+        <w:fldChar w:fldCharType="separate"/>
+      </w:r>
+      <w:r>
+        <w:t>3.1 总体架构</w:t>
+      </w:r>
+      <w:r>
+        <w:tab/>
+      </w:r>
+      <w:r>
+        <w:fldChar w:fldCharType="begin"/>
+      </w:r>
+      <w:r>
+        <w:instrText xml:space="preserve"> PAGEREF _Toc2312 \h </w:instrText>
+      </w:r>
+      <w:r>
+        <w:fldChar w:fldCharType="separate"/>
+      </w:r>
+      <w:r>
+        <w:t>6</w:t>
+      </w:r>
+      <w:r>
+        <w:fldChar w:fldCharType="end"/>
+      </w:r>
+      <w:r>
+        <w:fldChar w:fldCharType="end"/>
+      </w:r>
+    </w:p>
+    <w:p>
+      <w:pPr>
+        <w:pStyle w:val="29"/>
+        <w:tabs>
+          <w:tab w:val="right" w:leader="dot" w:pos="8640"/>
+        </w:tabs>
+      </w:pPr>
+      <w:r>
+        <w:fldChar w:fldCharType="begin"/>
+      </w:r>
+      <w:r>
+        <w:instrText xml:space="preserve"> HYPERLINK \l _Toc31886 </w:instrText>
+      </w:r>
+      <w:r>
+        <w:fldChar w:fldCharType="separate"/>
+      </w:r>
+      <w:r>
+        <w:t>3.2 Agent设计与协作流程</w:t>
+      </w:r>
+      <w:r>
+        <w:tab/>
+      </w:r>
+      <w:r>
+        <w:fldChar w:fldCharType="begin"/>
+      </w:r>
+      <w:r>
+        <w:instrText xml:space="preserve"> PAGEREF _Toc31886 \h </w:instrText>
+      </w:r>
+      <w:r>
+        <w:fldChar w:fldCharType="separate"/>
+      </w:r>
+      <w:r>
+        <w:t>7</w:t>
+      </w:r>
+      <w:r>
+        <w:fldChar w:fldCharType="end"/>
+      </w:r>
+      <w:r>
+        <w:fldChar w:fldCharType="end"/>
+      </w:r>
+    </w:p>
+    <w:p>
+      <w:pPr>
+        <w:pStyle w:val="29"/>
+        <w:tabs>
+          <w:tab w:val="right" w:leader="dot" w:pos="8640"/>
+        </w:tabs>
+      </w:pPr>
+      <w:r>
+        <w:fldChar w:fldCharType="begin"/>
+      </w:r>
+      <w:r>
+        <w:instrText xml:space="preserve"> HYPERLINK \l _Toc7150 </w:instrText>
+      </w:r>
+      <w:r>
+        <w:fldChar w:fldCharType="separate"/>
+      </w:r>
+      <w:r>
+        <w:t>3.3 核心模块说明</w:t>
+      </w:r>
+      <w:r>
+        <w:tab/>
+      </w:r>
+      <w:r>
+        <w:fldChar w:fldCharType="begin"/>
+      </w:r>
+      <w:r>
+        <w:instrText xml:space="preserve"> PAGEREF _Toc7150 \h </w:instrText>
+      </w:r>
+      <w:r>
+        <w:fldChar w:fldCharType="separate"/>
+      </w:r>
+      <w:r>
+        <w:t>8</w:t>
+      </w:r>
+      <w:r>
+        <w:fldChar w:fldCharType="end"/>
+      </w:r>
+      <w:r>
+        <w:fldChar w:fldCharType="end"/>
+      </w:r>
+    </w:p>
+    <w:p>
+      <w:pPr>
+        <w:pStyle w:val="26"/>
+        <w:tabs>
+          <w:tab w:val="right" w:leader="dot" w:pos="8640"/>
+        </w:tabs>
+      </w:pPr>
+      <w:r>
+        <w:fldChar w:fldCharType="begin"/>
+      </w:r>
+      <w:r>
+        <w:instrText xml:space="preserve"> HYPERLINK \l _Toc21540 </w:instrText>
+      </w:r>
+      <w:r>
+        <w:fldChar w:fldCharType="separate"/>
+      </w:r>
+      <w:r>
+        <w:t>四、AI辅助与Agent实现</w:t>
+      </w:r>
+      <w:r>
+        <w:tab/>
+      </w:r>
+      <w:r>
+        <w:fldChar w:fldCharType="begin"/>
+      </w:r>
+      <w:r>
+        <w:instrText xml:space="preserve"> PAGEREF _Toc21540 \h </w:instrText>
+      </w:r>
+      <w:r>
+        <w:fldChar w:fldCharType="separate"/>
+      </w:r>
+      <w:r>
+        <w:t>9</w:t>
+      </w:r>
+      <w:r>
+        <w:fldChar w:fldCharType="end"/>
+      </w:r>
+      <w:r>
+        <w:fldChar w:fldCharType="end"/>
+      </w:r>
+    </w:p>
+    <w:p>
+      <w:pPr>
+        <w:pStyle w:val="29"/>
+        <w:tabs>
+          <w:tab w:val="right" w:leader="dot" w:pos="8640"/>
+        </w:tabs>
+      </w:pPr>
+      <w:r>
+        <w:fldChar w:fldCharType="begin"/>
+      </w:r>
+      <w:r>
+        <w:instrText xml:space="preserve"> HYPERLINK \l _Toc7152 </w:instrText>
+      </w:r>
+      <w:r>
+        <w:fldChar w:fldCharType="separate"/>
+      </w:r>
+      <w:r>
+        <w:t>4.1 模型与工具选型</w:t>
+      </w:r>
+      <w:r>
+        <w:tab/>
+      </w:r>
+      <w:r>
+        <w:fldChar w:fldCharType="begin"/>
+      </w:r>
+      <w:r>
+        <w:instrText xml:space="preserve"> PAGEREF _Toc7152 \h </w:instrText>
+      </w:r>
+      <w:r>
+        <w:fldChar w:fldCharType="separate"/>
+      </w:r>
+      <w:r>
+        <w:t>9</w:t>
+      </w:r>
+      <w:r>
+        <w:fldChar w:fldCharType="end"/>
+      </w:r>
+      <w:r>
+        <w:fldChar w:fldCharType="end"/>
+      </w:r>
+    </w:p>
+    <w:p>
+      <w:pPr>
+        <w:pStyle w:val="29"/>
+        <w:tabs>
+          <w:tab w:val="right" w:leader="dot" w:pos="8640"/>
+        </w:tabs>
+      </w:pPr>
+      <w:r>
+        <w:fldChar w:fldCharType="begin"/>
+      </w:r>
+      <w:r>
+        <w:instrText xml:space="preserve"> HYPERLINK \l _Toc6388 </w:instrText>
+      </w:r>
+      <w:r>
+        <w:fldChar w:fldCharType="separate"/>
+      </w:r>
+      <w:r>
+        <w:t>4.2 Prompt与工作流设计</w:t>
+      </w:r>
+      <w:r>
+        <w:tab/>
+      </w:r>
+      <w:r>
+        <w:fldChar w:fldCharType="begin"/>
+      </w:r>
+      <w:r>
+        <w:instrText xml:space="preserve"> PAGEREF _Toc6388 \h </w:instrText>
+      </w:r>
+      <w:r>
+        <w:fldChar w:fldCharType="separate"/>
+      </w:r>
+      <w:r>
+        <w:t>10</w:t>
+      </w:r>
+      <w:r>
+        <w:fldChar w:fldCharType="end"/>
+      </w:r>
+      <w:r>
+        <w:fldChar w:fldCharType="end"/>
+      </w:r>
+    </w:p>
+    <w:p>
+      <w:pPr>
+        <w:pStyle w:val="29"/>
+        <w:tabs>
+          <w:tab w:val="right" w:leader="dot" w:pos="8640"/>
+        </w:tabs>
+      </w:pPr>
+      <w:r>
+        <w:fldChar w:fldCharType="begin"/>
+      </w:r>
+      <w:r>
+        <w:instrText xml:space="preserve"> HYPERLINK \l _Toc29602 </w:instrText>
+      </w:r>
+      <w:r>
+        <w:fldChar w:fldCharType="separate"/>
+      </w:r>
+      <w:r>
+        <w:t>4.3 规则引擎回退机制</w:t>
+      </w:r>
+      <w:r>
+        <w:tab/>
+      </w:r>
+      <w:r>
+        <w:fldChar w:fldCharType="begin"/>
+      </w:r>
+      <w:r>
+        <w:instrText xml:space="preserve"> PAGEREF _Toc29602 \h </w:instrText>
+      </w:r>
+      <w:r>
+        <w:fldChar w:fldCharType="separate"/>
+      </w:r>
+      <w:r>
+        <w:t>11</w:t>
+      </w:r>
+      <w:r>
+        <w:fldChar w:fldCharType="end"/>
+      </w:r>
+      <w:r>
+        <w:fldChar w:fldCharType="end"/>
+      </w:r>
+    </w:p>
+    <w:p>
+      <w:pPr>
+        <w:pStyle w:val="26"/>
+        <w:tabs>
+          <w:tab w:val="right" w:leader="dot" w:pos="8640"/>
+        </w:tabs>
+      </w:pPr>
+      <w:r>
+        <w:fldChar w:fldCharType="begin"/>
+      </w:r>
+      <w:r>
+        <w:instrText xml:space="preserve"> HYPERLINK \l _Toc16790 </w:instrText>
+      </w:r>
+      <w:r>
+        <w:fldChar w:fldCharType="separate"/>
+      </w:r>
+      <w:r>
+        <w:t>五、系统测试与演示</w:t>
+      </w:r>
+      <w:r>
+        <w:tab/>
+      </w:r>
+      <w:r>
+        <w:fldChar w:fldCharType="begin"/>
+      </w:r>
+      <w:r>
+        <w:instrText xml:space="preserve"> PAGEREF _Toc16790 \h </w:instrText>
+      </w:r>
+      <w:r>
+        <w:fldChar w:fldCharType="separate"/>
+      </w:r>
+      <w:r>
+        <w:t>11</w:t>
+      </w:r>
+      <w:r>
+        <w:fldChar w:fldCharType="end"/>
+      </w:r>
+      <w:r>
+        <w:fldChar w:fldCharType="end"/>
+      </w:r>
+    </w:p>
+    <w:p>
+      <w:pPr>
+        <w:pStyle w:val="29"/>
+        <w:tabs>
+          <w:tab w:val="right" w:leader="dot" w:pos="8640"/>
+        </w:tabs>
+      </w:pPr>
+      <w:r>
+        <w:fldChar w:fldCharType="begin"/>
+      </w:r>
+      <w:r>
+        <w:instrText xml:space="preserve"> HYPERLINK \l _Toc1070 </w:instrText>
+      </w:r>
+      <w:r>
+        <w:fldChar w:fldCharType="separate"/>
+      </w:r>
+      <w:r>
+        <w:t>5.1 测试用例与结果</w:t>
+      </w:r>
+      <w:r>
+        <w:tab/>
+      </w:r>
+      <w:r>
+        <w:fldChar w:fldCharType="begin"/>
+      </w:r>
+      <w:r>
+        <w:instrText xml:space="preserve"> PAGEREF _Toc1070 \h </w:instrText>
+      </w:r>
+      <w:r>
+        <w:fldChar w:fldCharType="separate"/>
+      </w:r>
+      <w:r>
+        <w:t>11</w:t>
+      </w:r>
+      <w:r>
+        <w:fldChar w:fldCharType="end"/>
+      </w:r>
+      <w:r>
+        <w:fldChar w:fldCharType="end"/>
+      </w:r>
+    </w:p>
+    <w:p>
+      <w:pPr>
+        <w:pStyle w:val="29"/>
+        <w:tabs>
+          <w:tab w:val="right" w:leader="dot" w:pos="8640"/>
+        </w:tabs>
+      </w:pPr>
+      <w:r>
+        <w:fldChar w:fldCharType="begin"/>
+      </w:r>
+      <w:r>
+        <w:instrText xml:space="preserve"> HYPERLINK \l _Toc9148 </w:instrText>
+      </w:r>
+      <w:r>
+        <w:fldChar w:fldCharType="separate"/>
+      </w:r>
+      <w:r>
+        <w:t>5.2 腾讯案例演示</w:t>
+      </w:r>
+      <w:r>
+        <w:tab/>
+      </w:r>
+      <w:r>
+        <w:fldChar w:fldCharType="begin"/>
+      </w:r>
+      <w:r>
+        <w:instrText xml:space="preserve"> PAGEREF _Toc9148 \h </w:instrText>
+      </w:r>
+      <w:r>
+        <w:fldChar w:fldCharType="separate"/>
+      </w:r>
+      <w:r>
+        <w:t>12</w:t>
+      </w:r>
+      <w:r>
+        <w:fldChar w:fldCharType="end"/>
+      </w:r>
+      <w:r>
+        <w:fldChar w:fldCharType="end"/>
+      </w:r>
+    </w:p>
+    <w:p>
+      <w:pPr>
+        <w:pStyle w:val="26"/>
+        <w:tabs>
+          <w:tab w:val="right" w:leader="dot" w:pos="8640"/>
+        </w:tabs>
+      </w:pPr>
+      <w:r>
+        <w:fldChar w:fldCharType="begin"/>
+      </w:r>
+      <w:r>
+        <w:instrText xml:space="preserve"> HYPERLINK \l _Toc2305 </w:instrText>
+      </w:r>
+      <w:r>
+        <w:fldChar w:fldCharType="separate"/>
+      </w:r>
+      <w:r>
+        <w:t>六、结果与分析</w:t>
+      </w:r>
+      <w:r>
+        <w:tab/>
+      </w:r>
+      <w:r>
+        <w:fldChar w:fldCharType="begin"/>
+      </w:r>
+      <w:r>
+        <w:instrText xml:space="preserve"> PAGEREF _Toc2305 \h </w:instrText>
+      </w:r>
+      <w:r>
+        <w:fldChar w:fldCharType="separate"/>
+      </w:r>
+      <w:r>
+        <w:t>13</w:t>
+      </w:r>
+      <w:r>
+        <w:fldChar w:fldCharType="end"/>
+      </w:r>
+      <w:r>
+        <w:fldChar w:fldCharType="end"/>
+      </w:r>
+    </w:p>
+    <w:p>
+      <w:pPr>
+        <w:pStyle w:val="29"/>
+        <w:tabs>
+          <w:tab w:val="right" w:leader="dot" w:pos="8640"/>
+        </w:tabs>
+      </w:pPr>
+      <w:r>
+        <w:fldChar w:fldCharType="begin"/>
+      </w:r>
+      <w:r>
+        <w:instrText xml:space="preserve"> HYPERLINK \l _Toc24468 </w:instrText>
+      </w:r>
+      <w:r>
+        <w:fldChar w:fldCharType="separate"/>
+      </w:r>
+      <w:r>
+        <w:t>6.1 系统输出与人工分析对照</w:t>
+      </w:r>
+      <w:r>
+        <w:tab/>
+      </w:r>
+      <w:r>
+        <w:fldChar w:fldCharType="begin"/>
+      </w:r>
+      <w:r>
+        <w:instrText xml:space="preserve"> PAGEREF _Toc24468 \h </w:instrText>
+      </w:r>
+      <w:r>
+        <w:fldChar w:fldCharType="separate"/>
+      </w:r>
+      <w:r>
+        <w:t>13</w:t>
+      </w:r>
+      <w:r>
+        <w:fldChar w:fldCharType="end"/>
+      </w:r>
+      <w:r>
+        <w:fldChar w:fldCharType="end"/>
+      </w:r>
+    </w:p>
+    <w:p>
+      <w:pPr>
+        <w:pStyle w:val="29"/>
+        <w:tabs>
+          <w:tab w:val="right" w:leader="dot" w:pos="8640"/>
+        </w:tabs>
+      </w:pPr>
+      <w:r>
+        <w:fldChar w:fldCharType="begin"/>
+      </w:r>
+      <w:r>
+        <w:instrText xml:space="preserve"> HYPERLINK \l _Toc4641 </w:instrText>
+      </w:r>
+      <w:r>
+        <w:fldChar w:fldCharType="separate"/>
+      </w:r>
+      <w:r>
+        <w:t>6.2 优势分析</w:t>
+      </w:r>
+      <w:r>
+        <w:tab/>
+      </w:r>
+      <w:r>
+        <w:fldChar w:fldCharType="begin"/>
+      </w:r>
+      <w:r>
+        <w:instrText xml:space="preserve"> PAGEREF _Toc4641 \h </w:instrText>
+      </w:r>
+      <w:r>
+        <w:fldChar w:fldCharType="separate"/>
+      </w:r>
+      <w:r>
+        <w:t>14</w:t>
+      </w:r>
+      <w:r>
+        <w:fldChar w:fldCharType="end"/>
+      </w:r>
+      <w:r>
+        <w:fldChar w:fldCharType="end"/>
+      </w:r>
+    </w:p>
+    <w:p>
+      <w:pPr>
+        <w:pStyle w:val="29"/>
+        <w:tabs>
+          <w:tab w:val="right" w:leader="dot" w:pos="8640"/>
+        </w:tabs>
+      </w:pPr>
+      <w:r>
+        <w:fldChar w:fldCharType="begin"/>
+      </w:r>
+      <w:r>
+        <w:instrText xml:space="preserve"> HYPERLINK \l _Toc15194 </w:instrText>
+      </w:r>
+      <w:r>
+        <w:fldChar w:fldCharType="separate"/>
+      </w:r>
+      <w:r>
+        <w:t>6.3 误差与局限性</w:t>
+      </w:r>
+      <w:r>
+        <w:tab/>
+      </w:r>
+      <w:r>
+        <w:fldChar w:fldCharType="begin"/>
+      </w:r>
+      <w:r>
+        <w:instrText xml:space="preserve"> PAGEREF _Toc15194 \h </w:instrText>
+      </w:r>
+      <w:r>
+        <w:fldChar w:fldCharType="separate"/>
+      </w:r>
+      <w:r>
+        <w:t>14</w:t>
+      </w:r>
+      <w:r>
+        <w:fldChar w:fldCharType="end"/>
+      </w:r>
+      <w:r>
+        <w:fldChar w:fldCharType="end"/>
+      </w:r>
+    </w:p>
+    <w:p>
+      <w:pPr>
+        <w:pStyle w:val="26"/>
+        <w:tabs>
+          <w:tab w:val="right" w:leader="dot" w:pos="8640"/>
+        </w:tabs>
+      </w:pPr>
+      <w:r>
+        <w:fldChar w:fldCharType="begin"/>
+      </w:r>
+      <w:r>
+        <w:instrText xml:space="preserve"> HYPERLINK \l _Toc4607 </w:instrText>
+      </w:r>
+      <w:r>
+        <w:fldChar w:fldCharType="separate"/>
+      </w:r>
+      <w:r>
+        <w:t>附录A：AI使用说明</w:t>
+      </w:r>
+      <w:r>
+        <w:tab/>
+      </w:r>
+      <w:r>
+        <w:fldChar w:fldCharType="begin"/>
+      </w:r>
+      <w:r>
+        <w:instrText xml:space="preserve"> PAGEREF _Toc4607 \h </w:instrText>
+      </w:r>
+      <w:r>
+        <w:fldChar w:fldCharType="separate"/>
+      </w:r>
+      <w:r>
+        <w:t>15</w:t>
+      </w:r>
+      <w:r>
+        <w:fldChar w:fldCharType="end"/>
+      </w:r>
+      <w:r>
+        <w:fldChar w:fldCharType="end"/>
+      </w:r>
+    </w:p>
+    <w:p>
+      <w:pPr>
+        <w:pStyle w:val="26"/>
+        <w:tabs>
+          <w:tab w:val="right" w:leader="dot" w:pos="8640"/>
+        </w:tabs>
+      </w:pPr>
+      <w:r>
+        <w:fldChar w:fldCharType="begin"/>
+      </w:r>
+      <w:r>
+        <w:instrText xml:space="preserve"> HYPERLINK \l _Toc6227 </w:instrText>
+      </w:r>
+      <w:r>
+        <w:fldChar w:fldCharType="separate"/>
+      </w:r>
+      <w:r>
+        <w:t>附录B：参考文献与开源组件声明</w:t>
+      </w:r>
+      <w:r>
+        <w:tab/>
+      </w:r>
+      <w:r>
+        <w:fldChar w:fldCharType="begin"/>
+      </w:r>
+      <w:r>
+        <w:instrText xml:space="preserve"> PAGEREF _Toc6227 \h </w:instrText>
+      </w:r>
+      <w:r>
+        <w:fldChar w:fldCharType="separate"/>
+      </w:r>
+      <w:r>
+        <w:t>16</w:t>
+      </w:r>
+      <w:r>
+        <w:fldChar w:fldCharType="end"/>
+      </w:r>
+      <w:r>
+        <w:fldChar w:fldCharType="end"/>
+      </w:r>
+    </w:p>
+    <w:p>
+      <w:pPr>
+        <w:pStyle w:val="26"/>
+        <w:tabs>
+          <w:tab w:val="right" w:leader="dot" w:pos="8640"/>
+        </w:tabs>
+      </w:pPr>
+      <w:r>
+        <w:fldChar w:fldCharType="begin"/>
+      </w:r>
+      <w:r>
+        <w:instrText xml:space="preserve"> HYPERLINK \l _Toc8956 </w:instrText>
+      </w:r>
+      <w:r>
+        <w:fldChar w:fldCharType="separate"/>
+      </w:r>
+      <w:r>
+        <w:t>附录C：部署与运行说明</w:t>
+      </w:r>
+      <w:r>
+        <w:tab/>
+      </w:r>
+      <w:r>
+        <w:fldChar w:fldCharType="begin"/>
+      </w:r>
+      <w:r>
+        <w:instrText xml:space="preserve"> PAGEREF _Toc8956 \h </w:instrText>
+      </w:r>
+      <w:r>
+        <w:fldChar w:fldCharType="separate"/>
+      </w:r>
+      <w:r>
+        <w:t>17</w:t>
+      </w:r>
+      <w:r>
+        <w:fldChar w:fldCharType="end"/>
+      </w:r>
+      <w:r>
+        <w:fldChar w:fldCharType="end"/>
+      </w:r>
+    </w:p>
+    <w:p>
+      <w:pPr>
+        <w:pStyle w:val="26"/>
+        <w:tabs>
+          <w:tab w:val="right" w:leader="dot" w:pos="8640"/>
+        </w:tabs>
+      </w:pPr>
+      <w:r>
+        <w:fldChar w:fldCharType="begin"/>
+      </w:r>
+      <w:r>
+        <w:instrText xml:space="preserve"> HYPERLINK \l _Toc13512 </w:instrText>
+      </w:r>
+      <w:r>
+        <w:fldChar w:fldCharType="separate"/>
+      </w:r>
       <w:r>
         <w:rPr>
-          <w:sz w:val="24"/>
+          <w:rFonts w:hint="eastAsia"/>
+          <w:lang w:val="en-US" w:eastAsia="zh-CN"/>
         </w:rPr>
+        <w:t>Github仓库链接</w:t>
+      </w:r>
+      <w:r>
+        <w:tab/>
+      </w:r>
+      <w:r>
+        <w:fldChar w:fldCharType="begin"/>
+      </w:r>
+      <w:r>
+        <w:instrText xml:space="preserve"> PAGEREF _Toc13512 \h </w:instrText>
+      </w:r>
+      <w:r>
+        <w:fldChar w:fldCharType="separate"/>
+      </w:r>
+      <w:r>
+        <w:t>19</w:t>
+      </w:r>
+      <w:r>
+        <w:fldChar w:fldCharType="end"/>
+      </w:r>
+      <w:r>
+        <w:fldChar w:fldCharType="end"/>
+      </w:r>
+    </w:p>
+    <w:p>
+      <w:r>
+        <w:fldChar w:fldCharType="end"/>
+      </w:r>
+    </w:p>
+    <w:p>
+      <w:r>
+        <w:br w:type="page"/>
+      </w:r>
+    </w:p>
+    <w:p>
+      <w:pPr>
+        <w:pStyle w:val="3"/>
+      </w:pPr>
+      <w:bookmarkStart w:id="2" w:name="_Toc20491"/>
+      <w:bookmarkStart w:id="3" w:name="_Toc5825"/>
+      <w:r>
         <w:t>摘要</w:t>
       </w:r>
-    </w:p>
-    <w:p>
-      <w:pPr>
-        <w:spacing w:before="0" w:after="0"/>
-      </w:pPr>
-      <w:r>
-        <w:rPr>
-          <w:sz w:val="24"/>
-        </w:rPr>
+      <w:bookmarkEnd w:id="2"/>
+      <w:bookmarkEnd w:id="3"/>
+    </w:p>
+    <w:p>
+      <w:r>
+        <w:t>本技术报告介绍了一个基于Multi-Agent架构的「Agent智能风险监控管理系统」的设计与实现。该系统将COSO ERM 2017企业风险管理框架的核心流程——风险识别、风险评估、风险预警、风险应对——落地为可运行的智能系统原型。系统采用Supervisor+Specialized Agents的协作架构，包含风险识别Agent、风险评估Agent、预警Agent和风险应对Agent四个专业智能体，通过LLM（大语言模型）与规则引擎的双轨机制驱动分析流程。系统以腾讯控股（0700.HK）为案例企业，内置了基于其2024年报、ESG报告和公开信息识别的8项重大风险数据。系统提供Web管理界面，支持风险矩阵可视化、预警检测、4T策略应对建议生成和Word/Excel/JSON格式的完整报告自动导出。经测试验证，系统在风险识别覆盖度（87.5%）和评估一致性（PxI偏差&lt;1分）方面与人工主报告分析保持较高吻合，验证了Agent架构在风险管理自动化领域的可行性。同时，报告讨论了系统在专业判断深度、实时数据接入和模型幻觉控制等方面的局限性，并提出了未来改进方向。</w:t>
+      </w:r>
+    </w:p>
+    <w:p>
+      <w:pPr>
+        <w:pStyle w:val="3"/>
+      </w:pPr>
+      <w:bookmarkStart w:id="4" w:name="_Toc14847"/>
+      <w:bookmarkStart w:id="5" w:name="_Toc16815"/>
+      <w:r>
         <w:t>一、引言</w:t>
       </w:r>
-    </w:p>
-    <w:p>
-      <w:pPr>
-        <w:spacing w:before="0" w:after="0"/>
-      </w:pPr>
-      <w:r>
-        <w:rPr>
-          <w:sz w:val="20"/>
-        </w:rPr>
-        <w:t xml:space="preserve">  1.1 项目背景</w:t>
-      </w:r>
-    </w:p>
-    <w:p>
-      <w:pPr>
-        <w:spacing w:before="0" w:after="0"/>
-      </w:pPr>
-      <w:r>
-        <w:rPr>
-          <w:sz w:val="20"/>
-        </w:rPr>
-        <w:t xml:space="preserve">  1.2 项目目标</w:t>
-      </w:r>
-    </w:p>
-    <w:p>
-      <w:pPr>
-        <w:spacing w:before="0" w:after="0"/>
-      </w:pPr>
-      <w:r>
-        <w:rPr>
-          <w:sz w:val="20"/>
-        </w:rPr>
-        <w:t xml:space="preserve">  1.3 与主报告的关系</w:t>
-      </w:r>
-    </w:p>
-    <w:p>
-      <w:pPr>
-        <w:spacing w:before="0" w:after="0"/>
-      </w:pPr>
-      <w:r>
-        <w:rPr>
-          <w:sz w:val="24"/>
-        </w:rPr>
+      <w:bookmarkEnd w:id="4"/>
+      <w:bookmarkEnd w:id="5"/>
+    </w:p>
+    <w:p>
+      <w:pPr>
+        <w:pStyle w:val="4"/>
+      </w:pPr>
+      <w:bookmarkStart w:id="6" w:name="_Toc5864"/>
+      <w:bookmarkStart w:id="7" w:name="_Toc18056"/>
+      <w:r>
+        <w:t>1.1 项目背景</w:t>
+      </w:r>
+      <w:bookmarkEnd w:id="6"/>
+      <w:bookmarkEnd w:id="7"/>
+    </w:p>
+    <w:p>
+      <w:r>
+        <w:t>随着企业面临的外部环境日益复杂——监管政策快速变化、地缘政治风险加剧、技术变革日新月异——传统的依赖人工经验和静态报告的风险管理模式面临挑战。2022年以来，以ChatGPT为代表的大语言模型（LLM）技术的突破，为风险管理领域的智能化转型提供了新的可能性。</w:t>
+      </w:r>
+    </w:p>
+    <w:p>
+      <w:r>
+        <w:t>Agent（智能体）技术通过赋予AI以目标导向的自主决策和工具使用能力，使得将复杂的风险管理流程自动化成为可能。区别于传统的单一LLM对话，Multi-Agent架构允许不同专业领域的Agent协同工作，分别负责风险识别、评估、预警和应对等不同环节，更贴近企业风险管理的实际组织架构。</w:t>
+      </w:r>
+    </w:p>
+    <w:p>
+      <w:r>
+        <w:t>《风险管理》课程要求学生在完成传统企业全面风险管理分析报告的基础上，进一步设计并开发基于Agent架构的智能风险监控系统。本技术报告即为该要求的实践成果。</w:t>
+      </w:r>
+    </w:p>
+    <w:p>
+      <w:pPr>
+        <w:pStyle w:val="4"/>
+      </w:pPr>
+      <w:bookmarkStart w:id="8" w:name="_Toc2320"/>
+      <w:bookmarkStart w:id="9" w:name="_Toc6079"/>
+      <w:r>
+        <w:t>1.2 项目目标</w:t>
+      </w:r>
+      <w:bookmarkEnd w:id="8"/>
+      <w:bookmarkEnd w:id="9"/>
+    </w:p>
+    <w:p>
+      <w:r>
+        <w:t>本项目旨在构建一个可演示的系统原型，实现以下核心目标：</w:t>
+      </w:r>
+    </w:p>
+    <w:p>
+      <w:pPr>
+        <w:pStyle w:val="16"/>
+      </w:pPr>
+      <w:r>
+        <w:t>接入/录入企业公开信息与风险数据，支持多种数据源（文本、Word、Excel）；</w:t>
+      </w:r>
+    </w:p>
+    <w:p>
+      <w:pPr>
+        <w:pStyle w:val="16"/>
+      </w:pPr>
+      <w:r>
+        <w:t>自动或半自动完成风险识别、评估、预警与应对建议生成的全流程；</w:t>
+      </w:r>
+    </w:p>
+    <w:p>
+      <w:pPr>
+        <w:pStyle w:val="16"/>
+      </w:pPr>
+      <w:r>
+        <w:t>提供内控与监督相关的基础功能模块，基于COSO ERM三道防线模型；</w:t>
+      </w:r>
+    </w:p>
+    <w:p>
+      <w:pPr>
+        <w:pStyle w:val="16"/>
+      </w:pPr>
+      <w:r>
+        <w:t>生成与主报告结构对应的结构化风险分析输出（摘要、清单、矩阵、建议）；</w:t>
+      </w:r>
+    </w:p>
+    <w:p>
+      <w:pPr>
+        <w:pStyle w:val="16"/>
+      </w:pPr>
+      <w:r>
+        <w:t>通过直观的Web界面展示分析结果，支持交互式操作和报告导出。</w:t>
+      </w:r>
+    </w:p>
+    <w:p>
+      <w:pPr>
+        <w:pStyle w:val="4"/>
+      </w:pPr>
+      <w:bookmarkStart w:id="10" w:name="_Toc19552"/>
+      <w:bookmarkStart w:id="11" w:name="_Toc29378"/>
+      <w:r>
+        <w:t>1.3 与主报告的关系</w:t>
+      </w:r>
+      <w:bookmarkEnd w:id="10"/>
+      <w:bookmarkEnd w:id="11"/>
+    </w:p>
+    <w:p>
+      <w:r>
+        <w:t>本技术报告是主报告《基于公开信息的企业全面风险管理报告——腾讯控股》的配套技术文档。主报告基于COSO ERM 2017框架，手工完成了对腾讯控股（0700.HK）的全面风险分析，识别了8项重大风险（R1-R8），并进行了风险评估、应对策略分析和内控机制梳理。本系统以主报告的分析成果为基准和参照，将相同的风险管理流程实现了自动化，并以主报告识别的腾讯8大风险作为内置知识库，确保系统输出的专业性和准确性。同时，系统也为主报告提供了可验证的技术支撑——通过对比系统自动分析结果与人工分析结果，可以评估AI辅助风险管理的有效性和局限性。</w:t>
+      </w:r>
+    </w:p>
+    <w:p>
+      <w:pPr>
+        <w:pStyle w:val="3"/>
+      </w:pPr>
+      <w:bookmarkStart w:id="12" w:name="_Toc22468"/>
+      <w:bookmarkStart w:id="13" w:name="_Toc27635"/>
+      <w:r>
         <w:t>二、需求分析</w:t>
       </w:r>
-    </w:p>
-    <w:p>
-      <w:pPr>
-        <w:spacing w:before="0" w:after="0"/>
-      </w:pPr>
-      <w:r>
-        <w:rPr>
-          <w:sz w:val="20"/>
-        </w:rPr>
-        <w:t xml:space="preserve">  2.1 功能需求</w:t>
-      </w:r>
-    </w:p>
-    <w:p>
-      <w:pPr>
-        <w:spacing w:before="0" w:after="0"/>
-      </w:pPr>
-      <w:r>
-        <w:rPr>
-          <w:sz w:val="20"/>
-        </w:rPr>
-        <w:t xml:space="preserve">  2.2 非功能需求</w:t>
-      </w:r>
-    </w:p>
-    <w:p>
-      <w:pPr>
-        <w:spacing w:before="0" w:after="0"/>
-      </w:pPr>
-      <w:r>
-        <w:rPr>
-          <w:sz w:val="20"/>
-        </w:rPr>
-        <w:t xml:space="preserve">  2.3 用户角色</w:t>
-      </w:r>
-    </w:p>
-    <w:p>
-      <w:pPr>
-        <w:spacing w:before="0" w:after="0"/>
-      </w:pPr>
-      <w:r>
-        <w:rPr>
-          <w:sz w:val="24"/>
-        </w:rPr>
-        <w:t>三、系统设计</w:t>
-      </w:r>
-    </w:p>
-    <w:p>
-      <w:pPr>
-        <w:spacing w:before="0" w:after="0"/>
-      </w:pPr>
-      <w:r>
-        <w:rPr>
-          <w:sz w:val="20"/>
-        </w:rPr>
-        <w:t xml:space="preserve">  3.1 总体架构</w:t>
-      </w:r>
-    </w:p>
-    <w:p>
-      <w:pPr>
-        <w:spacing w:before="0" w:after="0"/>
-      </w:pPr>
-      <w:r>
-        <w:rPr>
-          <w:sz w:val="20"/>
-        </w:rPr>
-        <w:t xml:space="preserve">  3.2 Agent设计与协作流程</w:t>
-      </w:r>
-    </w:p>
-    <w:p>
-      <w:pPr>
-        <w:spacing w:before="0" w:after="0"/>
-      </w:pPr>
-      <w:r>
-        <w:rPr>
-          <w:sz w:val="20"/>
-        </w:rPr>
-        <w:t xml:space="preserve">  3.3 核心模块说明</w:t>
-      </w:r>
-    </w:p>
-    <w:p>
-      <w:pPr>
-        <w:spacing w:before="0" w:after="0"/>
-      </w:pPr>
-      <w:r>
-        <w:rPr>
-          <w:sz w:val="24"/>
-        </w:rPr>
-        <w:t>四、AI辅助与Agent实现</w:t>
-      </w:r>
-    </w:p>
-    <w:p>
-      <w:pPr>
-        <w:spacing w:before="0" w:after="0"/>
-      </w:pPr>
-      <w:r>
-        <w:rPr>
-          <w:sz w:val="20"/>
-        </w:rPr>
-        <w:t xml:space="preserve">  4.1 模型与工具选型</w:t>
-      </w:r>
-    </w:p>
-    <w:p>
-      <w:pPr>
-        <w:spacing w:before="0" w:after="0"/>
-      </w:pPr>
-      <w:r>
-        <w:rPr>
-          <w:sz w:val="20"/>
-        </w:rPr>
-        <w:t xml:space="preserve">  4.2 Prompt与工作流设计</w:t>
-      </w:r>
-    </w:p>
-    <w:p>
-      <w:pPr>
-        <w:spacing w:before="0" w:after="0"/>
-      </w:pPr>
-      <w:r>
-        <w:rPr>
-          <w:sz w:val="20"/>
-        </w:rPr>
-        <w:t xml:space="preserve">  4.3 规则引擎回退机制</w:t>
-      </w:r>
-    </w:p>
-    <w:p>
-      <w:pPr>
-        <w:spacing w:before="0" w:after="0"/>
-      </w:pPr>
-      <w:r>
-        <w:rPr>
-          <w:sz w:val="24"/>
-        </w:rPr>
-        <w:t>五、系统测试与演示</w:t>
-      </w:r>
-    </w:p>
-    <w:p>
-      <w:pPr>
-        <w:spacing w:before="0" w:after="0"/>
-      </w:pPr>
-      <w:r>
-        <w:rPr>
-          <w:sz w:val="20"/>
-        </w:rPr>
-        <w:t xml:space="preserve">  5.1 测试用例与结果</w:t>
-      </w:r>
-    </w:p>
-    <w:p>
-      <w:pPr>
-        <w:spacing w:before="0" w:after="0"/>
-      </w:pPr>
-      <w:r>
-        <w:rPr>
-          <w:sz w:val="20"/>
-        </w:rPr>
-        <w:t xml:space="preserve">  5.2 腾讯案例演示</w:t>
-      </w:r>
-    </w:p>
-    <w:p>
-      <w:pPr>
-        <w:spacing w:before="0" w:after="0"/>
-      </w:pPr>
-      <w:r>
-        <w:rPr>
-          <w:sz w:val="24"/>
-        </w:rPr>
-        <w:t>六、结果与分析</w:t>
-      </w:r>
-    </w:p>
-    <w:p>
-      <w:pPr>
-        <w:spacing w:before="0" w:after="0"/>
-      </w:pPr>
-      <w:r>
-        <w:rPr>
-          <w:sz w:val="20"/>
-        </w:rPr>
-        <w:t xml:space="preserve">  6.1 系统输出与人工分析对照</w:t>
-      </w:r>
-    </w:p>
-    <w:p>
-      <w:pPr>
-        <w:spacing w:before="0" w:after="0"/>
-      </w:pPr>
-      <w:r>
-        <w:rPr>
-          <w:sz w:val="20"/>
-        </w:rPr>
-        <w:t xml:space="preserve">  6.2 优势分析</w:t>
-      </w:r>
-    </w:p>
-    <w:p>
-      <w:pPr>
-        <w:spacing w:before="0" w:after="0"/>
-      </w:pPr>
-      <w:r>
-        <w:rPr>
-          <w:sz w:val="20"/>
-        </w:rPr>
-        <w:t xml:space="preserve">  6.3 误差与局限性</w:t>
-      </w:r>
-    </w:p>
-    <w:p>
-      <w:pPr>
-        <w:spacing w:before="0" w:after="0"/>
-      </w:pPr>
-      <w:r>
-        <w:rPr>
-          <w:sz w:val="24"/>
-        </w:rPr>
-        <w:t>七、附录</w:t>
-      </w:r>
-    </w:p>
-    <w:p>
-      <w:pPr>
-        <w:spacing w:before="0" w:after="0"/>
-      </w:pPr>
-      <w:r>
-        <w:rPr>
-          <w:sz w:val="24"/>
-        </w:rPr>
-        <w:t>附录A AI使用说明</w:t>
-      </w:r>
-    </w:p>
-    <w:p>
-      <w:pPr>
-        <w:spacing w:before="0" w:after="0"/>
-      </w:pPr>
-      <w:r>
-        <w:rPr>
-          <w:sz w:val="24"/>
-        </w:rPr>
-        <w:t>附录B 参考文献与开源组件</w:t>
-      </w:r>
-    </w:p>
-    <w:p>
-      <w:pPr>
-        <w:spacing w:before="0" w:after="0"/>
-      </w:pPr>
-      <w:r>
-        <w:rPr>
-          <w:sz w:val="24"/>
-        </w:rPr>
-        <w:t>附录C 部署与运行说明</w:t>
-      </w:r>
-    </w:p>
-    <w:p>
-      <w:r>
-        <w:br w:type="page"/>
-      </w:r>
-    </w:p>
-    <w:p>
-      <w:pPr>
-        <w:pStyle w:val="3"/>
-      </w:pPr>
-      <w:r>
-        <w:t>摘要</w:t>
-      </w:r>
-    </w:p>
-    <w:p>
-      <w:r>
-        <w:t>本技术报告介绍了一个基于Multi-Agent架构的「Agent智能风险监控管理系统」的设计与实现。该系统将COSO ERM 2017企业风险管理框架的核心流程——风险识别、风险评估、风险预警、风险应对——落地为可运行的智能系统原型。系统采用Supervisor+Specialized Agents的协作架构，包含风险识别Agent、风险评估Agent、预警Agent和风险应对Agent四个专业智能体，通过LLM（大语言模型）与规则引擎的双轨机制驱动分析流程。系统以腾讯控股（0700.HK）为案例企业，内置了基于其2024年报、ESG报告和公开信息识别的8项重大风险数据。系统提供Web管理界面，支持风险矩阵可视化、预警检测、4T策略应对建议生成和Word/Excel/JSON格式的完整报告自动导出。经测试验证，系统在风险识别覆盖度（87.5%）和评估一致性（PxI偏差&lt;1分）方面与人工主报告分析保持较高吻合，验证了Agent架构在风险管理自动化领域的可行性。同时，报告讨论了系统在专业判断深度、实时数据接入和模型幻觉控制等方面的局限性，并提出了未来改进方向。</w:t>
-      </w:r>
-    </w:p>
-    <w:p>
-      <w:pPr>
-        <w:pStyle w:val="3"/>
-      </w:pPr>
-      <w:r>
-        <w:t>一、引言</w:t>
-      </w:r>
+      <w:bookmarkEnd w:id="12"/>
+      <w:bookmarkEnd w:id="13"/>
     </w:p>
     <w:p>
       <w:pPr>
         <w:pStyle w:val="4"/>
       </w:pPr>
-      <w:r>
-        <w:t>1.1 项目背景</w:t>
-      </w:r>
-    </w:p>
-    <w:p>
-      <w:r>
-        <w:t>随着企业面临的外部环境日益复杂——监管政策快速变化、地缘政治风险加剧、技术变革日新月异——传统的依赖人工经验和静态报告的风险管理模式面临挑战。2022年以来，以ChatGPT为代表的大语言模型（LLM）技术的突破，为风险管理领域的智能化转型提供了新的可能性。</w:t>
-      </w:r>
-    </w:p>
-    <w:p>
-      <w:r>
-        <w:t>Agent（智能体）技术通过赋予AI以目标导向的自主决策和工具使用能力，使得将复杂的风险管理流程自动化成为可能。区别于传统的单一LLM对话，Multi-Agent架构允许不同专业领域的Agent协同工作，分别负责风险识别、评估、预警和应对等不同环节，更贴近企业风险管理的实际组织架构。</w:t>
-      </w:r>
-    </w:p>
-    <w:p>
-      <w:r>
-        <w:t>《风险管理》课程要求学生在完成传统企业全面风险管理分析报告的基础上，进一步设计并开发基于Agent架构的智能风险监控系统。本技术报告即为该要求的实践成果。</w:t>
-      </w:r>
-    </w:p>
-    <w:p>
-      <w:pPr>
-        <w:pStyle w:val="4"/>
-      </w:pPr>
-      <w:r>
-        <w:t>1.2 项目目标</w:t>
-      </w:r>
-    </w:p>
-    <w:p>
-      <w:r>
-        <w:t>本项目旨在构建一个可演示的系统原型，实现以下核心目标：</w:t>
-      </w:r>
-    </w:p>
-    <w:p>
-      <w:pPr>
-        <w:pStyle w:val="16"/>
-      </w:pPr>
-      <w:r>
-        <w:t>接入/录入企业公开信息与风险数据，支持多种数据源（文本、Word、Excel）；</w:t>
-      </w:r>
-    </w:p>
-    <w:p>
-      <w:pPr>
-        <w:pStyle w:val="16"/>
-      </w:pPr>
-      <w:r>
-        <w:t>自动或半自动完成风险识别、评估、预警与应对建议生成的全流程；</w:t>
-      </w:r>
-    </w:p>
-    <w:p>
-      <w:pPr>
-        <w:pStyle w:val="16"/>
-      </w:pPr>
-      <w:r>
-        <w:t>提供内控与监督相关的基础功能模块，基于COSO ERM三道防线模型；</w:t>
-      </w:r>
-    </w:p>
-    <w:p>
-      <w:pPr>
-        <w:pStyle w:val="16"/>
-      </w:pPr>
-      <w:r>
-        <w:t>生成与主报告结构对应的结构化风险分析输出（摘要、清单、矩阵、建议）；</w:t>
-      </w:r>
-    </w:p>
-    <w:p>
-      <w:pPr>
-        <w:pStyle w:val="16"/>
-      </w:pPr>
-      <w:r>
-        <w:t>通过直观的Web界面展示分析结果，支持交互式操作和报告导出。</w:t>
-      </w:r>
-    </w:p>
-    <w:p>
-      <w:pPr>
-        <w:pStyle w:val="4"/>
-      </w:pPr>
-      <w:r>
-        <w:t>1.3 与主报告的关系</w:t>
-      </w:r>
-    </w:p>
-    <w:p>
-      <w:r>
-        <w:t>本技术报告是主报告《基于公开信息的企业全面风险管理报告——腾讯控股》的配套技术文档。主报告基于COSO ERM 2017框架，手工完成了对腾讯控股（0700.HK）的全面风险分析，识别了8项重大风险（R1-R8），并进行了风险评估、应对策略分析和内控机制梳理。本系统以主报告的分析成果为基准和参照，将相同的风险管理流程实现了自动化，并以主报告识别的腾讯8大风险作为内置知识库，确保系统输出的专业性和准确性。同时，系统也为主报告提供了可验证的技术支撑——通过对比系统自动分析结果与人工分析结果，可以评估AI辅助风险管理的有效性和局限性。</w:t>
-      </w:r>
-    </w:p>
-    <w:p>
-      <w:pPr>
-        <w:pStyle w:val="3"/>
-      </w:pPr>
-      <w:r>
-        <w:t>二、需求分析</w:t>
-      </w:r>
-    </w:p>
-    <w:p>
-      <w:pPr>
-        <w:pStyle w:val="4"/>
-      </w:pPr>
+      <w:bookmarkStart w:id="14" w:name="_Toc3465"/>
+      <w:bookmarkStart w:id="15" w:name="_Toc16167"/>
       <w:r>
         <w:t>2.1 功能需求</w:t>
       </w:r>
+      <w:bookmarkEnd w:id="14"/>
+      <w:bookmarkEnd w:id="15"/>
     </w:p>
     <w:p>
       <w:pPr>
@@ -611,9 +1509,13 @@
       <w:pPr>
         <w:pStyle w:val="4"/>
       </w:pPr>
+      <w:bookmarkStart w:id="16" w:name="_Toc7321"/>
+      <w:bookmarkStart w:id="17" w:name="_Toc12520"/>
       <w:r>
         <w:t>2.2 非功能需求</w:t>
       </w:r>
+      <w:bookmarkEnd w:id="16"/>
+      <w:bookmarkEnd w:id="17"/>
     </w:p>
     <w:p>
       <w:r>
@@ -674,9 +1576,13 @@
       <w:pPr>
         <w:pStyle w:val="4"/>
       </w:pPr>
+      <w:bookmarkStart w:id="18" w:name="_Toc30139"/>
+      <w:bookmarkStart w:id="19" w:name="_Toc25210"/>
       <w:r>
         <w:t>2.3 用户角色</w:t>
       </w:r>
+      <w:bookmarkEnd w:id="18"/>
+      <w:bookmarkEnd w:id="19"/>
     </w:p>
     <w:p>
       <w:r>
@@ -720,17 +1626,25 @@
       <w:pPr>
         <w:pStyle w:val="3"/>
       </w:pPr>
+      <w:bookmarkStart w:id="20" w:name="_Toc20750"/>
+      <w:bookmarkStart w:id="21" w:name="_Toc7790"/>
       <w:r>
         <w:t>三、系统设计</w:t>
       </w:r>
+      <w:bookmarkEnd w:id="20"/>
+      <w:bookmarkEnd w:id="21"/>
     </w:p>
     <w:p>
       <w:pPr>
         <w:pStyle w:val="4"/>
       </w:pPr>
+      <w:bookmarkStart w:id="22" w:name="_Toc24031"/>
+      <w:bookmarkStart w:id="23" w:name="_Toc2312"/>
       <w:r>
         <w:t>3.1 总体架构</w:t>
       </w:r>
+      <w:bookmarkEnd w:id="22"/>
+      <w:bookmarkEnd w:id="23"/>
     </w:p>
     <w:p>
       <w:r>
@@ -793,9 +1707,13 @@
       <w:pPr>
         <w:pStyle w:val="4"/>
       </w:pPr>
+      <w:bookmarkStart w:id="24" w:name="_Toc8770"/>
+      <w:bookmarkStart w:id="25" w:name="_Toc31886"/>
       <w:r>
         <w:t>3.2 Agent设计与协作流程</w:t>
       </w:r>
+      <w:bookmarkEnd w:id="24"/>
+      <w:bookmarkEnd w:id="25"/>
     </w:p>
     <w:p>
       <w:r>
@@ -912,9 +1830,13 @@
       <w:pPr>
         <w:pStyle w:val="4"/>
       </w:pPr>
+      <w:bookmarkStart w:id="26" w:name="_Toc32514"/>
+      <w:bookmarkStart w:id="27" w:name="_Toc7150"/>
       <w:r>
         <w:t>3.3 核心模块说明</w:t>
       </w:r>
+      <w:bookmarkEnd w:id="26"/>
+      <w:bookmarkEnd w:id="27"/>
     </w:p>
     <w:p>
       <w:r>
@@ -1029,17 +1951,25 @@
       <w:pPr>
         <w:pStyle w:val="3"/>
       </w:pPr>
+      <w:bookmarkStart w:id="28" w:name="_Toc27576"/>
+      <w:bookmarkStart w:id="29" w:name="_Toc21540"/>
       <w:r>
         <w:t>四、AI辅助与Agent实现</w:t>
       </w:r>
+      <w:bookmarkEnd w:id="28"/>
+      <w:bookmarkEnd w:id="29"/>
     </w:p>
     <w:p>
       <w:pPr>
         <w:pStyle w:val="4"/>
       </w:pPr>
+      <w:bookmarkStart w:id="30" w:name="_Toc23203"/>
+      <w:bookmarkStart w:id="31" w:name="_Toc7152"/>
       <w:r>
         <w:t>4.1 模型与工具选型</w:t>
       </w:r>
+      <w:bookmarkEnd w:id="30"/>
+      <w:bookmarkEnd w:id="31"/>
     </w:p>
     <w:p>
       <w:r>
@@ -1048,7 +1978,7 @@
     </w:p>
     <w:tbl>
       <w:tblPr>
-        <w:tblStyle w:val="33"/>
+        <w:tblStyle w:val="35"/>
         <w:tblW w:w="0" w:type="auto"/>
         <w:jc w:val="center"/>
         <w:tblBorders>
@@ -1516,9 +2446,13 @@
       <w:pPr>
         <w:pStyle w:val="4"/>
       </w:pPr>
+      <w:bookmarkStart w:id="32" w:name="_Toc29933"/>
+      <w:bookmarkStart w:id="33" w:name="_Toc6388"/>
       <w:r>
         <w:t>4.2 Prompt与工作流设计</w:t>
       </w:r>
+      <w:bookmarkEnd w:id="32"/>
+      <w:bookmarkEnd w:id="33"/>
     </w:p>
     <w:p>
       <w:r>
@@ -1586,9 +2520,13 @@
       <w:pPr>
         <w:pStyle w:val="4"/>
       </w:pPr>
+      <w:bookmarkStart w:id="34" w:name="_Toc7771"/>
+      <w:bookmarkStart w:id="35" w:name="_Toc29602"/>
       <w:r>
         <w:t>4.3 规则引擎回退机制</w:t>
       </w:r>
+      <w:bookmarkEnd w:id="34"/>
+      <w:bookmarkEnd w:id="35"/>
     </w:p>
     <w:p>
       <w:r>
@@ -1639,21 +2577,29 @@
       <w:pPr>
         <w:pStyle w:val="3"/>
       </w:pPr>
+      <w:bookmarkStart w:id="36" w:name="_Toc28898"/>
+      <w:bookmarkStart w:id="37" w:name="_Toc16790"/>
       <w:r>
         <w:t>五、系统测试与演示</w:t>
       </w:r>
+      <w:bookmarkEnd w:id="36"/>
+      <w:bookmarkEnd w:id="37"/>
     </w:p>
     <w:p>
       <w:pPr>
         <w:pStyle w:val="4"/>
       </w:pPr>
+      <w:bookmarkStart w:id="38" w:name="_Toc9673"/>
+      <w:bookmarkStart w:id="39" w:name="_Toc1070"/>
       <w:r>
         <w:t>5.1 测试用例与结果</w:t>
       </w:r>
+      <w:bookmarkEnd w:id="38"/>
+      <w:bookmarkEnd w:id="39"/>
     </w:p>
     <w:tbl>
       <w:tblPr>
-        <w:tblStyle w:val="33"/>
+        <w:tblStyle w:val="35"/>
         <w:tblW w:w="0" w:type="auto"/>
         <w:tblInd w:w="0" w:type="dxa"/>
         <w:tblBorders>
@@ -2256,9 +3202,13 @@
       <w:pPr>
         <w:pStyle w:val="4"/>
       </w:pPr>
+      <w:bookmarkStart w:id="40" w:name="_Toc30418"/>
+      <w:bookmarkStart w:id="41" w:name="_Toc9148"/>
       <w:r>
         <w:t>5.2 腾讯案例演示</w:t>
       </w:r>
+      <w:bookmarkEnd w:id="40"/>
+      <w:bookmarkEnd w:id="41"/>
     </w:p>
     <w:p>
       <w:r>
@@ -2335,17 +3285,25 @@
       <w:pPr>
         <w:pStyle w:val="3"/>
       </w:pPr>
+      <w:bookmarkStart w:id="42" w:name="_Toc5358"/>
+      <w:bookmarkStart w:id="43" w:name="_Toc2305"/>
       <w:r>
         <w:t>六、结果与分析</w:t>
       </w:r>
+      <w:bookmarkEnd w:id="42"/>
+      <w:bookmarkEnd w:id="43"/>
     </w:p>
     <w:p>
       <w:pPr>
         <w:pStyle w:val="4"/>
       </w:pPr>
+      <w:bookmarkStart w:id="44" w:name="_Toc9633"/>
+      <w:bookmarkStart w:id="45" w:name="_Toc24468"/>
       <w:r>
         <w:t>6.1 系统输出与人工分析对照</w:t>
       </w:r>
+      <w:bookmarkEnd w:id="44"/>
+      <w:bookmarkEnd w:id="45"/>
     </w:p>
     <w:p>
       <w:r>
@@ -2354,7 +3312,7 @@
     </w:p>
     <w:tbl>
       <w:tblPr>
-        <w:tblStyle w:val="33"/>
+        <w:tblStyle w:val="35"/>
         <w:tblW w:w="0" w:type="auto"/>
         <w:tblInd w:w="0" w:type="dxa"/>
         <w:tblBorders>
@@ -3221,9 +4179,13 @@
       <w:pPr>
         <w:pStyle w:val="4"/>
       </w:pPr>
+      <w:bookmarkStart w:id="46" w:name="_Toc5727"/>
+      <w:bookmarkStart w:id="47" w:name="_Toc4641"/>
       <w:r>
         <w:t>6.2 优势分析</w:t>
       </w:r>
+      <w:bookmarkEnd w:id="46"/>
+      <w:bookmarkEnd w:id="47"/>
     </w:p>
     <w:p>
       <w:r>
@@ -3295,9 +4257,13 @@
       <w:pPr>
         <w:pStyle w:val="4"/>
       </w:pPr>
+      <w:bookmarkStart w:id="48" w:name="_Toc28625"/>
+      <w:bookmarkStart w:id="49" w:name="_Toc15194"/>
       <w:r>
         <w:t>6.3 误差与局限性</w:t>
       </w:r>
+      <w:bookmarkEnd w:id="48"/>
+      <w:bookmarkEnd w:id="49"/>
     </w:p>
     <w:p>
       <w:r>
@@ -3428,9 +4394,13 @@
       <w:pPr>
         <w:pStyle w:val="3"/>
       </w:pPr>
+      <w:bookmarkStart w:id="50" w:name="_Toc25580"/>
+      <w:bookmarkStart w:id="51" w:name="_Toc4607"/>
       <w:r>
         <w:t>附录A：AI使用说明</w:t>
       </w:r>
+      <w:bookmarkEnd w:id="50"/>
+      <w:bookmarkEnd w:id="51"/>
     </w:p>
     <w:p>
       <w:r>
@@ -3474,9 +4444,13 @@
       <w:pPr>
         <w:pStyle w:val="3"/>
       </w:pPr>
+      <w:bookmarkStart w:id="52" w:name="_Toc15350"/>
+      <w:bookmarkStart w:id="53" w:name="_Toc6227"/>
       <w:r>
         <w:t>附录B：参考文献与开源组件声明</w:t>
       </w:r>
+      <w:bookmarkEnd w:id="52"/>
+      <w:bookmarkEnd w:id="53"/>
     </w:p>
     <w:p>
       <w:r>
@@ -3629,9 +4603,13 @@
       <w:pPr>
         <w:pStyle w:val="3"/>
       </w:pPr>
+      <w:bookmarkStart w:id="54" w:name="_Toc13751"/>
+      <w:bookmarkStart w:id="55" w:name="_Toc8956"/>
       <w:r>
         <w:t>附录C：部署与运行说明</w:t>
       </w:r>
+      <w:bookmarkEnd w:id="54"/>
+      <w:bookmarkEnd w:id="55"/>
     </w:p>
     <w:p>
       <w:r>
@@ -3819,6 +4797,49 @@
     <w:p>
       <w:r>
         <w:t>└── requirements.txt     依赖列表</w:t>
+      </w:r>
+    </w:p>
+    <w:p/>
+    <w:p>
+      <w:pPr>
+        <w:pStyle w:val="3"/>
+        <w:rPr>
+          <w:rFonts w:hint="eastAsia" w:asciiTheme="majorHAnsi" w:hAnsiTheme="majorHAnsi" w:eastAsiaTheme="majorEastAsia" w:cstheme="majorBidi"/>
+          <w:b/>
+          <w:bCs/>
+          <w:color w:val="376092" w:themeColor="accent1" w:themeShade="BF"/>
+          <w:sz w:val="28"/>
+          <w:szCs w:val="28"/>
+          <w:lang w:val="en-US" w:eastAsia="zh-CN" w:bidi="ar-SA"/>
+        </w:rPr>
+      </w:pPr>
+      <w:bookmarkStart w:id="56" w:name="_Toc13512"/>
+      <w:r>
+        <w:rPr>
+          <w:rFonts w:hint="eastAsia"/>
+          <w:lang w:val="en-US" w:eastAsia="zh-CN"/>
+        </w:rPr>
+        <w:t>Github仓库链接</w:t>
+      </w:r>
+      <w:bookmarkEnd w:id="56"/>
+    </w:p>
+    <w:p>
+      <w:pPr>
+        <w:rPr>
+          <w:rFonts w:hint="default" w:ascii="宋体" w:hAnsi="宋体" w:eastAsiaTheme="minorEastAsia" w:cstheme="minorBidi"/>
+          <w:sz w:val="24"/>
+          <w:szCs w:val="22"/>
+          <w:lang w:val="en-US" w:eastAsia="zh-CN" w:bidi="ar-SA"/>
+        </w:rPr>
+      </w:pPr>
+      <w:r>
+        <w:rPr>
+          <w:rFonts w:hint="default" w:ascii="宋体" w:hAnsi="宋体" w:eastAsiaTheme="minorEastAsia" w:cstheme="minorBidi"/>
+          <w:sz w:val="24"/>
+          <w:szCs w:val="22"/>
+          <w:lang w:val="en-US" w:eastAsia="zh-CN" w:bidi="ar-SA"/>
+        </w:rPr>
+        <w:t>https://github.com/peiwoqu/risk-moniter-system.git</w:t>
       </w:r>
     </w:p>
     <w:sectPr>
@@ -4193,7 +5214,7 @@
     <w:lsdException w:unhideWhenUsed="0" w:uiPriority="67" w:semiHidden="0" w:name="Medium Grid 1"/>
     <w:lsdException w:unhideWhenUsed="0" w:uiPriority="68" w:semiHidden="0" w:name="Medium Grid 2"/>
     <w:lsdException w:unhideWhenUsed="0" w:uiPriority="69" w:semiHidden="0" w:name="Medium Grid 3"/>
-    <w:lsdException w:unhideWhenUsed="0" w:uiPriority="70" w:semiHidden="0" w:name="Dark List"/>
+    <w:lsdException w:qFormat="1" w:unhideWhenUsed="0" w:uiPriority="70" w:semiHidden="0" w:name="Dark List"/>
     <w:lsdException w:unhideWhenUsed="0" w:uiPriority="71" w:semiHidden="0" w:name="Colorful Shading"/>
     <w:lsdException w:unhideWhenUsed="0" w:uiPriority="72" w:semiHidden="0" w:name="Colorful List"/>
     <w:lsdException w:unhideWhenUsed="0" w:uiPriority="73" w:semiHidden="0" w:name="Colorful Grid"/>
@@ -4234,10 +5255,10 @@
     <w:lsdException w:unhideWhenUsed="0" w:uiPriority="63" w:semiHidden="0" w:name="Medium Shading 1 Accent 3"/>
     <w:lsdException w:unhideWhenUsed="0" w:uiPriority="64" w:semiHidden="0" w:name="Medium Shading 2 Accent 3"/>
     <w:lsdException w:unhideWhenUsed="0" w:uiPriority="65" w:semiHidden="0" w:name="Medium List 1 Accent 3"/>
-    <w:lsdException w:unhideWhenUsed="0" w:uiPriority="66" w:semiHidden="0" w:name="Medium List 2 Accent 3"/>
+    <w:lsdException w:qFormat="1" w:unhideWhenUsed="0" w:uiPriority="66" w:semiHidden="0" w:name="Medium List 2 Accent 3"/>
     <w:lsdException w:unhideWhenUsed="0" w:uiPriority="67" w:semiHidden="0" w:name="Medium Grid 1 Accent 3"/>
     <w:lsdException w:unhideWhenUsed="0" w:uiPriority="68" w:semiHidden="0" w:name="Medium Grid 2 Accent 3"/>
-    <w:lsdException w:unhideWhenUsed="0" w:uiPriority="69" w:semiHidden="0" w:name="Medium Grid 3 Accent 3"/>
+    <w:lsdException w:qFormat="1" w:unhideWhenUsed="0" w:uiPriority="69" w:semiHidden="0" w:name="Medium Grid 3 Accent 3"/>
     <w:lsdException w:unhideWhenUsed="0" w:uiPriority="70" w:semiHidden="0" w:name="Dark List Accent 3"/>
     <w:lsdException w:unhideWhenUsed="0" w:uiPriority="71" w:semiHidden="0" w:name="Colorful Shading Accent 3"/>
     <w:lsdException w:unhideWhenUsed="0" w:uiPriority="72" w:semiHidden="0" w:name="Colorful List Accent 3"/>
@@ -4255,7 +5276,7 @@
     <w:lsdException w:unhideWhenUsed="0" w:uiPriority="70" w:semiHidden="0" w:name="Dark List Accent 4"/>
     <w:lsdException w:unhideWhenUsed="0" w:uiPriority="71" w:semiHidden="0" w:name="Colorful Shading Accent 4"/>
     <w:lsdException w:unhideWhenUsed="0" w:uiPriority="72" w:semiHidden="0" w:name="Colorful List Accent 4"/>
-    <w:lsdException w:unhideWhenUsed="0" w:uiPriority="73" w:semiHidden="0" w:name="Colorful Grid Accent 4"/>
+    <w:lsdException w:qFormat="1" w:unhideWhenUsed="0" w:uiPriority="73" w:semiHidden="0" w:name="Colorful Grid Accent 4"/>
     <w:lsdException w:unhideWhenUsed="0" w:uiPriority="60" w:semiHidden="0" w:name="Light Shading Accent 5"/>
     <w:lsdException w:unhideWhenUsed="0" w:uiPriority="61" w:semiHidden="0" w:name="Light List Accent 5"/>
     <w:lsdException w:unhideWhenUsed="0" w:uiPriority="62" w:semiHidden="0" w:name="Light Grid Accent 5"/>
@@ -4275,7 +5296,7 @@
     <w:lsdException w:qFormat="1" w:unhideWhenUsed="0" w:uiPriority="62" w:semiHidden="0" w:name="Light Grid Accent 6"/>
     <w:lsdException w:unhideWhenUsed="0" w:uiPriority="63" w:semiHidden="0" w:name="Medium Shading 1 Accent 6"/>
     <w:lsdException w:unhideWhenUsed="0" w:uiPriority="64" w:semiHidden="0" w:name="Medium Shading 2 Accent 6"/>
-    <w:lsdException w:unhideWhenUsed="0" w:uiPriority="65" w:semiHidden="0" w:name="Medium List 1 Accent 6"/>
+    <w:lsdException w:qFormat="1" w:unhideWhenUsed="0" w:uiPriority="65" w:semiHidden="0" w:name="Medium List 1 Accent 6"/>
     <w:lsdException w:qFormat="1" w:unhideWhenUsed="0" w:uiPriority="66" w:semiHidden="0" w:name="Medium List 2 Accent 6"/>
     <w:lsdException w:unhideWhenUsed="0" w:uiPriority="67" w:semiHidden="0" w:name="Medium Grid 1 Accent 6"/>
     <w:lsdException w:unhideWhenUsed="0" w:uiPriority="68" w:semiHidden="0" w:name="Medium Grid 2 Accent 6"/>
@@ -4303,7 +5324,7 @@
     <w:name w:val="heading 1"/>
     <w:basedOn w:val="1"/>
     <w:next w:val="1"/>
-    <w:link w:val="138"/>
+    <w:link w:val="140"/>
     <w:qFormat/>
     <w:uiPriority w:val="9"/>
     <w:pPr>
@@ -4325,7 +5346,7 @@
     <w:name w:val="heading 2"/>
     <w:basedOn w:val="1"/>
     <w:next w:val="1"/>
-    <w:link w:val="139"/>
+    <w:link w:val="141"/>
     <w:unhideWhenUsed/>
     <w:qFormat/>
     <w:uiPriority w:val="9"/>
@@ -4353,7 +5374,7 @@
     <w:name w:val="heading 3"/>
     <w:basedOn w:val="1"/>
     <w:next w:val="1"/>
-    <w:link w:val="140"/>
+    <w:link w:val="142"/>
     <w:unhideWhenUsed/>
     <w:qFormat/>
     <w:uiPriority w:val="9"/>
@@ -4379,7 +5400,7 @@
     <w:name w:val="heading 4"/>
     <w:basedOn w:val="1"/>
     <w:next w:val="1"/>
-    <w:link w:val="150"/>
+    <w:link w:val="152"/>
     <w:semiHidden/>
     <w:unhideWhenUsed/>
     <w:qFormat/>
@@ -4408,7 +5429,7 @@
     <w:name w:val="heading 5"/>
     <w:basedOn w:val="1"/>
     <w:next w:val="1"/>
-    <w:link w:val="151"/>
+    <w:link w:val="153"/>
     <w:semiHidden/>
     <w:unhideWhenUsed/>
     <w:qFormat/>
@@ -4428,7 +5449,7 @@
     <w:name w:val="heading 6"/>
     <w:basedOn w:val="1"/>
     <w:next w:val="1"/>
-    <w:link w:val="152"/>
+    <w:link w:val="154"/>
     <w:semiHidden/>
     <w:unhideWhenUsed/>
     <w:qFormat/>
@@ -4450,7 +5471,7 @@
     <w:name w:val="heading 7"/>
     <w:basedOn w:val="1"/>
     <w:next w:val="1"/>
-    <w:link w:val="153"/>
+    <w:link w:val="155"/>
     <w:semiHidden/>
     <w:unhideWhenUsed/>
     <w:qFormat/>
@@ -4480,7 +5501,7 @@
     <w:name w:val="heading 8"/>
     <w:basedOn w:val="1"/>
     <w:next w:val="1"/>
-    <w:link w:val="154"/>
+    <w:link w:val="156"/>
     <w:semiHidden/>
     <w:unhideWhenUsed/>
     <w:qFormat/>
@@ -4507,7 +5528,7 @@
     <w:name w:val="heading 9"/>
     <w:basedOn w:val="1"/>
     <w:next w:val="1"/>
-    <w:link w:val="155"/>
+    <w:link w:val="157"/>
     <w:semiHidden/>
     <w:unhideWhenUsed/>
     <w:qFormat/>
@@ -4535,14 +5556,14 @@
       </w14:textFill>
     </w:rPr>
   </w:style>
-  <w:style w:type="character" w:default="1" w:styleId="132">
+  <w:style w:type="character" w:default="1" w:styleId="134">
     <w:name w:val="Default Paragraph Font"/>
     <w:semiHidden/>
     <w:unhideWhenUsed/>
     <w:qFormat/>
     <w:uiPriority w:val="1"/>
   </w:style>
-  <w:style w:type="table" w:default="1" w:styleId="32">
+  <w:style w:type="table" w:default="1" w:styleId="34">
     <w:name w:val="Normal Table"/>
     <w:semiHidden/>
     <w:unhideWhenUsed/>
@@ -4558,7 +5579,7 @@
   </w:style>
   <w:style w:type="paragraph" w:styleId="2">
     <w:name w:val="macro"/>
-    <w:link w:val="147"/>
+    <w:link w:val="149"/>
     <w:unhideWhenUsed/>
     <w:uiPriority w:val="99"/>
     <w:pPr>
@@ -4656,7 +5677,7 @@
   <w:style w:type="paragraph" w:styleId="17">
     <w:name w:val="Body Text 3"/>
     <w:basedOn w:val="1"/>
-    <w:link w:val="146"/>
+    <w:link w:val="148"/>
     <w:unhideWhenUsed/>
     <w:qFormat/>
     <w:uiPriority w:val="99"/>
@@ -4684,7 +5705,7 @@
   <w:style w:type="paragraph" w:styleId="19">
     <w:name w:val="Body Text"/>
     <w:basedOn w:val="1"/>
-    <w:link w:val="144"/>
+    <w:link w:val="146"/>
     <w:unhideWhenUsed/>
     <w:qFormat/>
     <w:uiPriority w:val="99"/>
@@ -4743,7 +5764,7 @@
   <w:style w:type="paragraph" w:styleId="24">
     <w:name w:val="footer"/>
     <w:basedOn w:val="1"/>
-    <w:link w:val="136"/>
+    <w:link w:val="138"/>
     <w:unhideWhenUsed/>
     <w:uiPriority w:val="99"/>
     <w:pPr>
@@ -4757,7 +5778,7 @@
   <w:style w:type="paragraph" w:styleId="25">
     <w:name w:val="header"/>
     <w:basedOn w:val="1"/>
-    <w:link w:val="135"/>
+    <w:link w:val="137"/>
     <w:unhideWhenUsed/>
     <w:uiPriority w:val="99"/>
     <w:pPr>
@@ -4769,10 +5790,18 @@
     </w:pPr>
   </w:style>
   <w:style w:type="paragraph" w:styleId="26">
+    <w:name w:val="toc 1"/>
+    <w:basedOn w:val="1"/>
+    <w:next w:val="1"/>
+    <w:semiHidden/>
+    <w:unhideWhenUsed/>
+    <w:uiPriority w:val="39"/>
+  </w:style>
+  <w:style w:type="paragraph" w:styleId="27">
     <w:name w:val="Subtitle"/>
     <w:basedOn w:val="1"/>
     <w:next w:val="1"/>
-    <w:link w:val="142"/>
+    <w:link w:val="144"/>
     <w:qFormat/>
     <w:uiPriority w:val="11"/>
     <w:rPr>
@@ -4790,7 +5819,7 @@
       </w14:textFill>
     </w:rPr>
   </w:style>
-  <w:style w:type="paragraph" w:styleId="27">
+  <w:style w:type="paragraph" w:styleId="28">
     <w:name w:val="List"/>
     <w:basedOn w:val="1"/>
     <w:unhideWhenUsed/>
@@ -4801,17 +5830,28 @@
       <w:contextualSpacing/>
     </w:pPr>
   </w:style>
-  <w:style w:type="paragraph" w:styleId="28">
+  <w:style w:type="paragraph" w:styleId="29">
+    <w:name w:val="toc 2"/>
+    <w:basedOn w:val="1"/>
+    <w:next w:val="1"/>
+    <w:semiHidden/>
+    <w:unhideWhenUsed/>
+    <w:uiPriority w:val="39"/>
+    <w:pPr>
+      <w:ind w:left="420" w:leftChars="200"/>
+    </w:pPr>
+  </w:style>
+  <w:style w:type="paragraph" w:styleId="30">
     <w:name w:val="Body Text 2"/>
     <w:basedOn w:val="1"/>
-    <w:link w:val="145"/>
+    <w:link w:val="147"/>
     <w:unhideWhenUsed/>
     <w:uiPriority w:val="99"/>
     <w:pPr>
       <w:spacing w:after="120" w:line="480" w:lineRule="auto"/>
     </w:pPr>
   </w:style>
-  <w:style w:type="paragraph" w:styleId="29">
+  <w:style w:type="paragraph" w:styleId="31">
     <w:name w:val="List Continue 2"/>
     <w:basedOn w:val="1"/>
     <w:unhideWhenUsed/>
@@ -4822,7 +5862,7 @@
       <w:contextualSpacing/>
     </w:pPr>
   </w:style>
-  <w:style w:type="paragraph" w:styleId="30">
+  <w:style w:type="paragraph" w:styleId="32">
     <w:name w:val="List Continue 3"/>
     <w:basedOn w:val="1"/>
     <w:unhideWhenUsed/>
@@ -4833,11 +5873,11 @@
       <w:contextualSpacing/>
     </w:pPr>
   </w:style>
-  <w:style w:type="paragraph" w:styleId="31">
+  <w:style w:type="paragraph" w:styleId="33">
     <w:name w:val="Title"/>
     <w:basedOn w:val="1"/>
     <w:next w:val="1"/>
-    <w:link w:val="141"/>
+    <w:link w:val="143"/>
     <w:qFormat/>
     <w:uiPriority w:val="10"/>
     <w:pPr>
@@ -4856,9 +5896,9 @@
       <w:szCs w:val="52"/>
     </w:rPr>
   </w:style>
-  <w:style w:type="table" w:styleId="33">
+  <w:style w:type="table" w:styleId="35">
     <w:name w:val="Table Grid"/>
-    <w:basedOn w:val="32"/>
+    <w:basedOn w:val="34"/>
     <w:uiPriority w:val="59"/>
     <w:pPr>
       <w:spacing w:after="0" w:line="240" w:lineRule="auto"/>
@@ -4880,9 +5920,9 @@
       </w:tblCellMar>
     </w:tblPr>
   </w:style>
-  <w:style w:type="table" w:styleId="34">
+  <w:style w:type="table" w:styleId="36">
     <w:name w:val="Light Shading"/>
-    <w:basedOn w:val="32"/>
+    <w:basedOn w:val="34"/>
     <w:uiPriority w:val="60"/>
     <w:pPr>
       <w:spacing w:after="0" w:line="240" w:lineRule="auto"/>
@@ -4979,9 +6019,9 @@
       </w:tcPr>
     </w:tblStylePr>
   </w:style>
-  <w:style w:type="table" w:styleId="35">
+  <w:style w:type="table" w:styleId="37">
     <w:name w:val="Light Shading Accent 1"/>
-    <w:basedOn w:val="32"/>
+    <w:basedOn w:val="34"/>
     <w:uiPriority w:val="60"/>
     <w:pPr>
       <w:spacing w:after="0" w:line="240" w:lineRule="auto"/>
@@ -5078,9 +6118,9 @@
       </w:tcPr>
     </w:tblStylePr>
   </w:style>
-  <w:style w:type="table" w:styleId="36">
+  <w:style w:type="table" w:styleId="38">
     <w:name w:val="Light Shading Accent 2"/>
-    <w:basedOn w:val="32"/>
+    <w:basedOn w:val="34"/>
     <w:uiPriority w:val="60"/>
     <w:pPr>
       <w:spacing w:after="0" w:line="240" w:lineRule="auto"/>
@@ -5177,9 +6217,9 @@
       </w:tcPr>
     </w:tblStylePr>
   </w:style>
-  <w:style w:type="table" w:styleId="37">
+  <w:style w:type="table" w:styleId="39">
     <w:name w:val="Light Shading Accent 3"/>
-    <w:basedOn w:val="32"/>
+    <w:basedOn w:val="34"/>
     <w:uiPriority w:val="60"/>
     <w:pPr>
       <w:spacing w:after="0" w:line="240" w:lineRule="auto"/>
@@ -5276,9 +6316,9 @@
       </w:tcPr>
     </w:tblStylePr>
   </w:style>
-  <w:style w:type="table" w:styleId="38">
+  <w:style w:type="table" w:styleId="40">
     <w:name w:val="Light Shading Accent 4"/>
-    <w:basedOn w:val="32"/>
+    <w:basedOn w:val="34"/>
     <w:uiPriority w:val="60"/>
     <w:pPr>
       <w:spacing w:after="0" w:line="240" w:lineRule="auto"/>
@@ -5375,9 +6415,9 @@
       </w:tcPr>
     </w:tblStylePr>
   </w:style>
-  <w:style w:type="table" w:styleId="39">
+  <w:style w:type="table" w:styleId="41">
     <w:name w:val="Light Shading Accent 5"/>
-    <w:basedOn w:val="32"/>
+    <w:basedOn w:val="34"/>
     <w:uiPriority w:val="60"/>
     <w:pPr>
       <w:spacing w:after="0" w:line="240" w:lineRule="auto"/>
@@ -5474,9 +6514,9 @@
       </w:tcPr>
     </w:tblStylePr>
   </w:style>
-  <w:style w:type="table" w:styleId="40">
+  <w:style w:type="table" w:styleId="42">
     <w:name w:val="Light Shading Accent 6"/>
-    <w:basedOn w:val="32"/>
+    <w:basedOn w:val="34"/>
     <w:uiPriority w:val="60"/>
     <w:pPr>
       <w:spacing w:after="0" w:line="240" w:lineRule="auto"/>
@@ -5573,9 +6613,9 @@
       </w:tcPr>
     </w:tblStylePr>
   </w:style>
-  <w:style w:type="table" w:styleId="41">
+  <w:style w:type="table" w:styleId="43">
     <w:name w:val="Light List"/>
-    <w:basedOn w:val="32"/>
+    <w:basedOn w:val="34"/>
     <w:uiPriority w:val="61"/>
     <w:pPr>
       <w:spacing w:after="0" w:line="240" w:lineRule="auto"/>
@@ -5666,9 +6706,9 @@
       </w:tcPr>
     </w:tblStylePr>
   </w:style>
-  <w:style w:type="table" w:styleId="42">
+  <w:style w:type="table" w:styleId="44">
     <w:name w:val="Light List Accent 1"/>
-    <w:basedOn w:val="32"/>
+    <w:basedOn w:val="34"/>
     <w:uiPriority w:val="61"/>
     <w:pPr>
       <w:spacing w:after="0" w:line="240" w:lineRule="auto"/>
@@ -5759,9 +6799,9 @@
       </w:tcPr>
     </w:tblStylePr>
   </w:style>
-  <w:style w:type="table" w:styleId="43">
+  <w:style w:type="table" w:styleId="45">
     <w:name w:val="Light List Accent 2"/>
-    <w:basedOn w:val="32"/>
+    <w:basedOn w:val="34"/>
     <w:uiPriority w:val="61"/>
     <w:pPr>
       <w:spacing w:after="0" w:line="240" w:lineRule="auto"/>
@@ -5852,9 +6892,9 @@
       </w:tcPr>
     </w:tblStylePr>
   </w:style>
-  <w:style w:type="table" w:styleId="44">
+  <w:style w:type="table" w:styleId="46">
     <w:name w:val="Light List Accent 3"/>
-    <w:basedOn w:val="32"/>
+    <w:basedOn w:val="34"/>
     <w:uiPriority w:val="61"/>
     <w:pPr>
       <w:spacing w:after="0" w:line="240" w:lineRule="auto"/>
@@ -5945,9 +6985,9 @@
       </w:tcPr>
     </w:tblStylePr>
   </w:style>
-  <w:style w:type="table" w:styleId="45">
+  <w:style w:type="table" w:styleId="47">
     <w:name w:val="Light List Accent 4"/>
-    <w:basedOn w:val="32"/>
+    <w:basedOn w:val="34"/>
     <w:uiPriority w:val="61"/>
     <w:pPr>
       <w:spacing w:after="0" w:line="240" w:lineRule="auto"/>
@@ -6038,9 +7078,9 @@
       </w:tcPr>
     </w:tblStylePr>
   </w:style>
-  <w:style w:type="table" w:styleId="46">
+  <w:style w:type="table" w:styleId="48">
     <w:name w:val="Light List Accent 5"/>
-    <w:basedOn w:val="32"/>
+    <w:basedOn w:val="34"/>
     <w:uiPriority w:val="61"/>
     <w:pPr>
       <w:spacing w:after="0" w:line="240" w:lineRule="auto"/>
@@ -6131,9 +7171,9 @@
       </w:tcPr>
     </w:tblStylePr>
   </w:style>
-  <w:style w:type="table" w:styleId="47">
+  <w:style w:type="table" w:styleId="49">
     <w:name w:val="Light List Accent 6"/>
-    <w:basedOn w:val="32"/>
+    <w:basedOn w:val="34"/>
     <w:uiPriority w:val="61"/>
     <w:pPr>
       <w:spacing w:after="0" w:line="240" w:lineRule="auto"/>
@@ -6224,9 +7264,9 @@
       </w:tcPr>
     </w:tblStylePr>
   </w:style>
-  <w:style w:type="table" w:styleId="48">
+  <w:style w:type="table" w:styleId="50">
     <w:name w:val="Light Grid"/>
-    <w:basedOn w:val="32"/>
+    <w:basedOn w:val="34"/>
     <w:uiPriority w:val="62"/>
     <w:pPr>
       <w:spacing w:after="0" w:line="240" w:lineRule="auto"/>
@@ -6350,9 +7390,9 @@
       </w:tcPr>
     </w:tblStylePr>
   </w:style>
-  <w:style w:type="table" w:styleId="49">
+  <w:style w:type="table" w:styleId="51">
     <w:name w:val="Light Grid Accent 1"/>
-    <w:basedOn w:val="32"/>
+    <w:basedOn w:val="34"/>
     <w:uiPriority w:val="62"/>
     <w:pPr>
       <w:spacing w:after="0" w:line="240" w:lineRule="auto"/>
@@ -6476,9 +7516,9 @@
       </w:tcPr>
     </w:tblStylePr>
   </w:style>
-  <w:style w:type="table" w:styleId="50">
+  <w:style w:type="table" w:styleId="52">
     <w:name w:val="Light Grid Accent 2"/>
-    <w:basedOn w:val="32"/>
+    <w:basedOn w:val="34"/>
     <w:uiPriority w:val="62"/>
     <w:pPr>
       <w:spacing w:after="0" w:line="240" w:lineRule="auto"/>
@@ -6602,9 +7642,9 @@
       </w:tcPr>
     </w:tblStylePr>
   </w:style>
-  <w:style w:type="table" w:styleId="51">
+  <w:style w:type="table" w:styleId="53">
     <w:name w:val="Light Grid Accent 3"/>
-    <w:basedOn w:val="32"/>
+    <w:basedOn w:val="34"/>
     <w:uiPriority w:val="62"/>
     <w:pPr>
       <w:spacing w:after="0" w:line="240" w:lineRule="auto"/>
@@ -6728,9 +7768,9 @@
       </w:tcPr>
     </w:tblStylePr>
   </w:style>
-  <w:style w:type="table" w:styleId="52">
+  <w:style w:type="table" w:styleId="54">
     <w:name w:val="Light Grid Accent 4"/>
-    <w:basedOn w:val="32"/>
+    <w:basedOn w:val="34"/>
     <w:uiPriority w:val="62"/>
     <w:pPr>
       <w:spacing w:after="0" w:line="240" w:lineRule="auto"/>
@@ -6854,9 +7894,9 @@
       </w:tcPr>
     </w:tblStylePr>
   </w:style>
-  <w:style w:type="table" w:styleId="53">
+  <w:style w:type="table" w:styleId="55">
     <w:name w:val="Light Grid Accent 5"/>
-    <w:basedOn w:val="32"/>
+    <w:basedOn w:val="34"/>
     <w:uiPriority w:val="62"/>
     <w:pPr>
       <w:spacing w:after="0" w:line="240" w:lineRule="auto"/>
@@ -6980,9 +8020,9 @@
       </w:tcPr>
     </w:tblStylePr>
   </w:style>
-  <w:style w:type="table" w:styleId="54">
+  <w:style w:type="table" w:styleId="56">
     <w:name w:val="Light Grid Accent 6"/>
-    <w:basedOn w:val="32"/>
+    <w:basedOn w:val="34"/>
     <w:qFormat/>
     <w:uiPriority w:val="62"/>
     <w:pPr>
@@ -7107,9 +8147,9 @@
       </w:tcPr>
     </w:tblStylePr>
   </w:style>
-  <w:style w:type="table" w:styleId="55">
+  <w:style w:type="table" w:styleId="57">
     <w:name w:val="Medium Shading 1"/>
-    <w:basedOn w:val="32"/>
+    <w:basedOn w:val="34"/>
     <w:qFormat/>
     <w:uiPriority w:val="63"/>
     <w:pPr>
@@ -7215,9 +8255,9 @@
       </w:tcPr>
     </w:tblStylePr>
   </w:style>
-  <w:style w:type="table" w:styleId="56">
+  <w:style w:type="table" w:styleId="58">
     <w:name w:val="Medium Shading 1 Accent 1"/>
-    <w:basedOn w:val="32"/>
+    <w:basedOn w:val="34"/>
     <w:uiPriority w:val="63"/>
     <w:pPr>
       <w:spacing w:after="0" w:line="240" w:lineRule="auto"/>
@@ -7322,9 +8362,9 @@
       </w:tcPr>
     </w:tblStylePr>
   </w:style>
-  <w:style w:type="table" w:styleId="57">
+  <w:style w:type="table" w:styleId="59">
     <w:name w:val="Medium Shading 1 Accent 2"/>
-    <w:basedOn w:val="32"/>
+    <w:basedOn w:val="34"/>
     <w:uiPriority w:val="63"/>
     <w:pPr>
       <w:spacing w:after="0" w:line="240" w:lineRule="auto"/>
@@ -7429,9 +8469,9 @@
       </w:tcPr>
     </w:tblStylePr>
   </w:style>
-  <w:style w:type="table" w:styleId="58">
+  <w:style w:type="table" w:styleId="60">
     <w:name w:val="Medium Shading 1 Accent 3"/>
-    <w:basedOn w:val="32"/>
+    <w:basedOn w:val="34"/>
     <w:uiPriority w:val="63"/>
     <w:pPr>
       <w:spacing w:after="0" w:line="240" w:lineRule="auto"/>
@@ -7536,9 +8576,9 @@
       </w:tcPr>
     </w:tblStylePr>
   </w:style>
-  <w:style w:type="table" w:styleId="59">
+  <w:style w:type="table" w:styleId="61">
     <w:name w:val="Medium Shading 1 Accent 4"/>
-    <w:basedOn w:val="32"/>
+    <w:basedOn w:val="34"/>
     <w:uiPriority w:val="63"/>
     <w:pPr>
       <w:spacing w:after="0" w:line="240" w:lineRule="auto"/>
@@ -7643,9 +8683,9 @@
       </w:tcPr>
     </w:tblStylePr>
   </w:style>
-  <w:style w:type="table" w:styleId="60">
+  <w:style w:type="table" w:styleId="62">
     <w:name w:val="Medium Shading 1 Accent 5"/>
-    <w:basedOn w:val="32"/>
+    <w:basedOn w:val="34"/>
     <w:uiPriority w:val="63"/>
     <w:pPr>
       <w:spacing w:after="0" w:line="240" w:lineRule="auto"/>
@@ -7750,9 +8790,9 @@
       </w:tcPr>
     </w:tblStylePr>
   </w:style>
-  <w:style w:type="table" w:styleId="61">
+  <w:style w:type="table" w:styleId="63">
     <w:name w:val="Medium Shading 1 Accent 6"/>
-    <w:basedOn w:val="32"/>
+    <w:basedOn w:val="34"/>
     <w:uiPriority w:val="63"/>
     <w:pPr>
       <w:spacing w:after="0" w:line="240" w:lineRule="auto"/>
@@ -7857,9 +8897,9 @@
       </w:tcPr>
     </w:tblStylePr>
   </w:style>
-  <w:style w:type="table" w:styleId="62">
+  <w:style w:type="table" w:styleId="64">
     <w:name w:val="Medium Shading 2"/>
-    <w:basedOn w:val="32"/>
+    <w:basedOn w:val="34"/>
     <w:uiPriority w:val="64"/>
     <w:pPr>
       <w:spacing w:after="0" w:line="240" w:lineRule="auto"/>
@@ -8022,9 +9062,9 @@
       </w:tcPr>
     </w:tblStylePr>
   </w:style>
-  <w:style w:type="table" w:styleId="63">
+  <w:style w:type="table" w:styleId="65">
     <w:name w:val="Medium Shading 2 Accent 1"/>
-    <w:basedOn w:val="32"/>
+    <w:basedOn w:val="34"/>
     <w:uiPriority w:val="64"/>
     <w:pPr>
       <w:spacing w:after="0" w:line="240" w:lineRule="auto"/>
@@ -8187,9 +9227,9 @@
       </w:tcPr>
     </w:tblStylePr>
   </w:style>
-  <w:style w:type="table" w:styleId="64">
+  <w:style w:type="table" w:styleId="66">
     <w:name w:val="Medium Shading 2 Accent 2"/>
-    <w:basedOn w:val="32"/>
+    <w:basedOn w:val="34"/>
     <w:uiPriority w:val="64"/>
     <w:pPr>
       <w:spacing w:after="0" w:line="240" w:lineRule="auto"/>
@@ -8352,9 +9392,9 @@
       </w:tcPr>
     </w:tblStylePr>
   </w:style>
-  <w:style w:type="table" w:styleId="65">
+  <w:style w:type="table" w:styleId="67">
     <w:name w:val="Medium Shading 2 Accent 3"/>
-    <w:basedOn w:val="32"/>
+    <w:basedOn w:val="34"/>
     <w:uiPriority w:val="64"/>
     <w:pPr>
       <w:spacing w:after="0" w:line="240" w:lineRule="auto"/>
@@ -8517,9 +9557,9 @@
       </w:tcPr>
     </w:tblStylePr>
   </w:style>
-  <w:style w:type="table" w:styleId="66">
+  <w:style w:type="table" w:styleId="68">
     <w:name w:val="Medium Shading 2 Accent 4"/>
-    <w:basedOn w:val="32"/>
+    <w:basedOn w:val="34"/>
     <w:uiPriority w:val="64"/>
     <w:pPr>
       <w:spacing w:after="0" w:line="240" w:lineRule="auto"/>
@@ -8682,9 +9722,9 @@
       </w:tcPr>
     </w:tblStylePr>
   </w:style>
-  <w:style w:type="table" w:styleId="67">
+  <w:style w:type="table" w:styleId="69">
     <w:name w:val="Medium Shading 2 Accent 5"/>
-    <w:basedOn w:val="32"/>
+    <w:basedOn w:val="34"/>
     <w:uiPriority w:val="64"/>
     <w:pPr>
       <w:spacing w:after="0" w:line="240" w:lineRule="auto"/>
@@ -8847,9 +9887,9 @@
       </w:tcPr>
     </w:tblStylePr>
   </w:style>
-  <w:style w:type="table" w:styleId="68">
+  <w:style w:type="table" w:styleId="70">
     <w:name w:val="Medium Shading 2 Accent 6"/>
-    <w:basedOn w:val="32"/>
+    <w:basedOn w:val="34"/>
     <w:uiPriority w:val="64"/>
     <w:pPr>
       <w:spacing w:after="0" w:line="240" w:lineRule="auto"/>
@@ -9012,9 +10052,9 @@
       </w:tcPr>
     </w:tblStylePr>
   </w:style>
-  <w:style w:type="table" w:styleId="69">
+  <w:style w:type="table" w:styleId="71">
     <w:name w:val="Medium List 1"/>
-    <w:basedOn w:val="32"/>
+    <w:basedOn w:val="34"/>
     <w:uiPriority w:val="65"/>
     <w:pPr>
       <w:spacing w:after="0" w:line="240" w:lineRule="auto"/>
@@ -9102,9 +10142,9 @@
       </w:tcPr>
     </w:tblStylePr>
   </w:style>
-  <w:style w:type="table" w:styleId="70">
+  <w:style w:type="table" w:styleId="72">
     <w:name w:val="Medium List 1 Accent 1"/>
-    <w:basedOn w:val="32"/>
+    <w:basedOn w:val="34"/>
     <w:uiPriority w:val="65"/>
     <w:pPr>
       <w:spacing w:after="0" w:line="240" w:lineRule="auto"/>
@@ -9192,9 +10232,9 @@
       </w:tcPr>
     </w:tblStylePr>
   </w:style>
-  <w:style w:type="table" w:styleId="71">
+  <w:style w:type="table" w:styleId="73">
     <w:name w:val="Medium List 1 Accent 2"/>
-    <w:basedOn w:val="32"/>
+    <w:basedOn w:val="34"/>
     <w:uiPriority w:val="65"/>
     <w:pPr>
       <w:spacing w:after="0" w:line="240" w:lineRule="auto"/>
@@ -9282,9 +10322,9 @@
       </w:tcPr>
     </w:tblStylePr>
   </w:style>
-  <w:style w:type="table" w:styleId="72">
+  <w:style w:type="table" w:styleId="74">
     <w:name w:val="Medium List 1 Accent 3"/>
-    <w:basedOn w:val="32"/>
+    <w:basedOn w:val="34"/>
     <w:uiPriority w:val="65"/>
     <w:pPr>
       <w:spacing w:after="0" w:line="240" w:lineRule="auto"/>
@@ -9372,9 +10412,9 @@
       </w:tcPr>
     </w:tblStylePr>
   </w:style>
-  <w:style w:type="table" w:styleId="73">
+  <w:style w:type="table" w:styleId="75">
     <w:name w:val="Medium List 1 Accent 4"/>
-    <w:basedOn w:val="32"/>
+    <w:basedOn w:val="34"/>
     <w:uiPriority w:val="65"/>
     <w:pPr>
       <w:spacing w:after="0" w:line="240" w:lineRule="auto"/>
@@ -9462,9 +10502,9 @@
       </w:tcPr>
     </w:tblStylePr>
   </w:style>
-  <w:style w:type="table" w:styleId="74">
+  <w:style w:type="table" w:styleId="76">
     <w:name w:val="Medium List 1 Accent 5"/>
-    <w:basedOn w:val="32"/>
+    <w:basedOn w:val="34"/>
     <w:uiPriority w:val="65"/>
     <w:pPr>
       <w:spacing w:after="0" w:line="240" w:lineRule="auto"/>
@@ -9552,9 +10592,10 @@
       </w:tcPr>
     </w:tblStylePr>
   </w:style>
-  <w:style w:type="table" w:styleId="75">
+  <w:style w:type="table" w:styleId="77">
     <w:name w:val="Medium List 1 Accent 6"/>
-    <w:basedOn w:val="32"/>
+    <w:basedOn w:val="34"/>
+    <w:qFormat/>
     <w:uiPriority w:val="65"/>
     <w:pPr>
       <w:spacing w:after="0" w:line="240" w:lineRule="auto"/>
@@ -9642,9 +10683,9 @@
       </w:tcPr>
     </w:tblStylePr>
   </w:style>
-  <w:style w:type="table" w:styleId="76">
+  <w:style w:type="table" w:styleId="78">
     <w:name w:val="Medium List 2"/>
-    <w:basedOn w:val="32"/>
+    <w:basedOn w:val="34"/>
     <w:uiPriority w:val="66"/>
     <w:pPr>
       <w:spacing w:after="0" w:line="240" w:lineRule="auto"/>
@@ -9771,9 +10812,9 @@
       </w:tcPr>
     </w:tblStylePr>
   </w:style>
-  <w:style w:type="table" w:styleId="77">
+  <w:style w:type="table" w:styleId="79">
     <w:name w:val="Medium List 2 Accent 1"/>
-    <w:basedOn w:val="32"/>
+    <w:basedOn w:val="34"/>
     <w:uiPriority w:val="66"/>
     <w:pPr>
       <w:spacing w:after="0" w:line="240" w:lineRule="auto"/>
@@ -9900,9 +10941,9 @@
       </w:tcPr>
     </w:tblStylePr>
   </w:style>
-  <w:style w:type="table" w:styleId="78">
+  <w:style w:type="table" w:styleId="80">
     <w:name w:val="Medium List 2 Accent 2"/>
-    <w:basedOn w:val="32"/>
+    <w:basedOn w:val="34"/>
     <w:uiPriority w:val="66"/>
     <w:pPr>
       <w:spacing w:after="0" w:line="240" w:lineRule="auto"/>
@@ -10029,9 +11070,10 @@
       </w:tcPr>
     </w:tblStylePr>
   </w:style>
-  <w:style w:type="table" w:styleId="79">
+  <w:style w:type="table" w:styleId="81">
     <w:name w:val="Medium List 2 Accent 3"/>
-    <w:basedOn w:val="32"/>
+    <w:basedOn w:val="34"/>
+    <w:qFormat/>
     <w:uiPriority w:val="66"/>
     <w:pPr>
       <w:spacing w:after="0" w:line="240" w:lineRule="auto"/>
@@ -10158,9 +11200,9 @@
       </w:tcPr>
     </w:tblStylePr>
   </w:style>
-  <w:style w:type="table" w:styleId="80">
+  <w:style w:type="table" w:styleId="82">
     <w:name w:val="Medium List 2 Accent 4"/>
-    <w:basedOn w:val="32"/>
+    <w:basedOn w:val="34"/>
     <w:uiPriority w:val="66"/>
     <w:pPr>
       <w:spacing w:after="0" w:line="240" w:lineRule="auto"/>
@@ -10287,9 +11329,9 @@
       </w:tcPr>
     </w:tblStylePr>
   </w:style>
-  <w:style w:type="table" w:styleId="81">
+  <w:style w:type="table" w:styleId="83">
     <w:name w:val="Medium List 2 Accent 5"/>
-    <w:basedOn w:val="32"/>
+    <w:basedOn w:val="34"/>
     <w:uiPriority w:val="66"/>
     <w:pPr>
       <w:spacing w:after="0" w:line="240" w:lineRule="auto"/>
@@ -10416,9 +11458,9 @@
       </w:tcPr>
     </w:tblStylePr>
   </w:style>
-  <w:style w:type="table" w:styleId="82">
+  <w:style w:type="table" w:styleId="84">
     <w:name w:val="Medium List 2 Accent 6"/>
-    <w:basedOn w:val="32"/>
+    <w:basedOn w:val="34"/>
     <w:qFormat/>
     <w:uiPriority w:val="66"/>
     <w:pPr>
@@ -10546,9 +11588,9 @@
       </w:tcPr>
     </w:tblStylePr>
   </w:style>
-  <w:style w:type="table" w:styleId="83">
+  <w:style w:type="table" w:styleId="85">
     <w:name w:val="Medium Grid 1"/>
-    <w:basedOn w:val="32"/>
+    <w:basedOn w:val="34"/>
     <w:uiPriority w:val="67"/>
     <w:pPr>
       <w:spacing w:after="0" w:line="240" w:lineRule="auto"/>
@@ -10615,9 +11657,9 @@
       </w:tcPr>
     </w:tblStylePr>
   </w:style>
-  <w:style w:type="table" w:styleId="84">
+  <w:style w:type="table" w:styleId="86">
     <w:name w:val="Medium Grid 1 Accent 1"/>
-    <w:basedOn w:val="32"/>
+    <w:basedOn w:val="34"/>
     <w:qFormat/>
     <w:uiPriority w:val="67"/>
     <w:pPr>
@@ -10685,9 +11727,9 @@
       </w:tcPr>
     </w:tblStylePr>
   </w:style>
-  <w:style w:type="table" w:styleId="85">
+  <w:style w:type="table" w:styleId="87">
     <w:name w:val="Medium Grid 1 Accent 2"/>
-    <w:basedOn w:val="32"/>
+    <w:basedOn w:val="34"/>
     <w:uiPriority w:val="67"/>
     <w:pPr>
       <w:spacing w:after="0" w:line="240" w:lineRule="auto"/>
@@ -10754,9 +11796,9 @@
       </w:tcPr>
     </w:tblStylePr>
   </w:style>
-  <w:style w:type="table" w:styleId="86">
+  <w:style w:type="table" w:styleId="88">
     <w:name w:val="Medium Grid 1 Accent 3"/>
-    <w:basedOn w:val="32"/>
+    <w:basedOn w:val="34"/>
     <w:uiPriority w:val="67"/>
     <w:pPr>
       <w:spacing w:after="0" w:line="240" w:lineRule="auto"/>
@@ -10823,9 +11865,9 @@
       </w:tcPr>
     </w:tblStylePr>
   </w:style>
-  <w:style w:type="table" w:styleId="87">
+  <w:style w:type="table" w:styleId="89">
     <w:name w:val="Medium Grid 1 Accent 4"/>
-    <w:basedOn w:val="32"/>
+    <w:basedOn w:val="34"/>
     <w:uiPriority w:val="67"/>
     <w:pPr>
       <w:spacing w:after="0" w:line="240" w:lineRule="auto"/>
@@ -10892,9 +11934,9 @@
       </w:tcPr>
     </w:tblStylePr>
   </w:style>
-  <w:style w:type="table" w:styleId="88">
+  <w:style w:type="table" w:styleId="90">
     <w:name w:val="Medium Grid 1 Accent 5"/>
-    <w:basedOn w:val="32"/>
+    <w:basedOn w:val="34"/>
     <w:uiPriority w:val="67"/>
     <w:pPr>
       <w:spacing w:after="0" w:line="240" w:lineRule="auto"/>
@@ -10961,9 +12003,9 @@
       </w:tcPr>
     </w:tblStylePr>
   </w:style>
-  <w:style w:type="table" w:styleId="89">
+  <w:style w:type="table" w:styleId="91">
     <w:name w:val="Medium Grid 1 Accent 6"/>
-    <w:basedOn w:val="32"/>
+    <w:basedOn w:val="34"/>
     <w:uiPriority w:val="67"/>
     <w:pPr>
       <w:spacing w:after="0" w:line="240" w:lineRule="auto"/>
@@ -11030,9 +12072,9 @@
       </w:tcPr>
     </w:tblStylePr>
   </w:style>
-  <w:style w:type="table" w:styleId="90">
+  <w:style w:type="table" w:styleId="92">
     <w:name w:val="Medium Grid 2"/>
-    <w:basedOn w:val="32"/>
+    <w:basedOn w:val="34"/>
     <w:uiPriority w:val="68"/>
     <w:pPr>
       <w:spacing w:after="0" w:line="240" w:lineRule="auto"/>
@@ -11176,9 +12218,9 @@
       </w:tcPr>
     </w:tblStylePr>
   </w:style>
-  <w:style w:type="table" w:styleId="91">
+  <w:style w:type="table" w:styleId="93">
     <w:name w:val="Medium Grid 2 Accent 1"/>
-    <w:basedOn w:val="32"/>
+    <w:basedOn w:val="34"/>
     <w:uiPriority w:val="68"/>
     <w:pPr>
       <w:spacing w:after="0" w:line="240" w:lineRule="auto"/>
@@ -11322,9 +12364,9 @@
       </w:tcPr>
     </w:tblStylePr>
   </w:style>
-  <w:style w:type="table" w:styleId="92">
+  <w:style w:type="table" w:styleId="94">
     <w:name w:val="Medium Grid 2 Accent 2"/>
-    <w:basedOn w:val="32"/>
+    <w:basedOn w:val="34"/>
     <w:uiPriority w:val="68"/>
     <w:pPr>
       <w:spacing w:after="0" w:line="240" w:lineRule="auto"/>
@@ -11468,9 +12510,9 @@
       </w:tcPr>
     </w:tblStylePr>
   </w:style>
-  <w:style w:type="table" w:styleId="93">
+  <w:style w:type="table" w:styleId="95">
     <w:name w:val="Medium Grid 2 Accent 3"/>
-    <w:basedOn w:val="32"/>
+    <w:basedOn w:val="34"/>
     <w:uiPriority w:val="68"/>
     <w:pPr>
       <w:spacing w:after="0" w:line="240" w:lineRule="auto"/>
@@ -11614,9 +12656,9 @@
       </w:tcPr>
     </w:tblStylePr>
   </w:style>
-  <w:style w:type="table" w:styleId="94">
+  <w:style w:type="table" w:styleId="96">
     <w:name w:val="Medium Grid 2 Accent 4"/>
-    <w:basedOn w:val="32"/>
+    <w:basedOn w:val="34"/>
     <w:uiPriority w:val="68"/>
     <w:pPr>
       <w:spacing w:after="0" w:line="240" w:lineRule="auto"/>
@@ -11760,9 +12802,9 @@
       </w:tcPr>
     </w:tblStylePr>
   </w:style>
-  <w:style w:type="table" w:styleId="95">
+  <w:style w:type="table" w:styleId="97">
     <w:name w:val="Medium Grid 2 Accent 5"/>
-    <w:basedOn w:val="32"/>
+    <w:basedOn w:val="34"/>
     <w:uiPriority w:val="68"/>
     <w:pPr>
       <w:spacing w:after="0" w:line="240" w:lineRule="auto"/>
@@ -11906,9 +12948,9 @@
       </w:tcPr>
     </w:tblStylePr>
   </w:style>
-  <w:style w:type="table" w:styleId="96">
+  <w:style w:type="table" w:styleId="98">
     <w:name w:val="Medium Grid 2 Accent 6"/>
-    <w:basedOn w:val="32"/>
+    <w:basedOn w:val="34"/>
     <w:uiPriority w:val="68"/>
     <w:pPr>
       <w:spacing w:after="0" w:line="240" w:lineRule="auto"/>
@@ -12052,9 +13094,9 @@
       </w:tcPr>
     </w:tblStylePr>
   </w:style>
-  <w:style w:type="table" w:styleId="97">
+  <w:style w:type="table" w:styleId="99">
     <w:name w:val="Medium Grid 3"/>
-    <w:basedOn w:val="32"/>
+    <w:basedOn w:val="34"/>
     <w:uiPriority w:val="69"/>
     <w:pPr>
       <w:spacing w:after="0" w:line="240" w:lineRule="auto"/>
@@ -12209,9 +13251,9 @@
       </w:tcPr>
     </w:tblStylePr>
   </w:style>
-  <w:style w:type="table" w:styleId="98">
+  <w:style w:type="table" w:styleId="100">
     <w:name w:val="Medium Grid 3 Accent 1"/>
-    <w:basedOn w:val="32"/>
+    <w:basedOn w:val="34"/>
     <w:uiPriority w:val="69"/>
     <w:pPr>
       <w:spacing w:after="0" w:line="240" w:lineRule="auto"/>
@@ -12366,9 +13408,9 @@
       </w:tcPr>
     </w:tblStylePr>
   </w:style>
-  <w:style w:type="table" w:styleId="99">
+  <w:style w:type="table" w:styleId="101">
     <w:name w:val="Medium Grid 3 Accent 2"/>
-    <w:basedOn w:val="32"/>
+    <w:basedOn w:val="34"/>
     <w:uiPriority w:val="69"/>
     <w:pPr>
       <w:spacing w:after="0" w:line="240" w:lineRule="auto"/>
@@ -12523,9 +13565,10 @@
       </w:tcPr>
     </w:tblStylePr>
   </w:style>
-  <w:style w:type="table" w:styleId="100">
+  <w:style w:type="table" w:styleId="102">
     <w:name w:val="Medium Grid 3 Accent 3"/>
-    <w:basedOn w:val="32"/>
+    <w:basedOn w:val="34"/>
+    <w:qFormat/>
     <w:uiPriority w:val="69"/>
     <w:pPr>
       <w:spacing w:after="0" w:line="240" w:lineRule="auto"/>
@@ -12680,9 +13723,9 @@
       </w:tcPr>
     </w:tblStylePr>
   </w:style>
-  <w:style w:type="table" w:styleId="101">
+  <w:style w:type="table" w:styleId="103">
     <w:name w:val="Medium Grid 3 Accent 4"/>
-    <w:basedOn w:val="32"/>
+    <w:basedOn w:val="34"/>
     <w:uiPriority w:val="69"/>
     <w:pPr>
       <w:spacing w:after="0" w:line="240" w:lineRule="auto"/>
@@ -12837,9 +13880,9 @@
       </w:tcPr>
     </w:tblStylePr>
   </w:style>
-  <w:style w:type="table" w:styleId="102">
+  <w:style w:type="table" w:styleId="104">
     <w:name w:val="Medium Grid 3 Accent 5"/>
-    <w:basedOn w:val="32"/>
+    <w:basedOn w:val="34"/>
     <w:uiPriority w:val="69"/>
     <w:pPr>
       <w:spacing w:after="0" w:line="240" w:lineRule="auto"/>
@@ -12994,9 +14037,9 @@
       </w:tcPr>
     </w:tblStylePr>
   </w:style>
-  <w:style w:type="table" w:styleId="103">
+  <w:style w:type="table" w:styleId="105">
     <w:name w:val="Medium Grid 3 Accent 6"/>
-    <w:basedOn w:val="32"/>
+    <w:basedOn w:val="34"/>
     <w:uiPriority w:val="69"/>
     <w:pPr>
       <w:spacing w:after="0" w:line="240" w:lineRule="auto"/>
@@ -13151,9 +14194,10 @@
       </w:tcPr>
     </w:tblStylePr>
   </w:style>
-  <w:style w:type="table" w:styleId="104">
+  <w:style w:type="table" w:styleId="106">
     <w:name w:val="Dark List"/>
-    <w:basedOn w:val="32"/>
+    <w:basedOn w:val="34"/>
+    <w:qFormat/>
     <w:uiPriority w:val="70"/>
     <w:pPr>
       <w:spacing w:after="0" w:line="240" w:lineRule="auto"/>
@@ -13266,9 +14310,9 @@
       </w:tcPr>
     </w:tblStylePr>
   </w:style>
-  <w:style w:type="table" w:styleId="105">
+  <w:style w:type="table" w:styleId="107">
     <w:name w:val="Dark List Accent 1"/>
-    <w:basedOn w:val="32"/>
+    <w:basedOn w:val="34"/>
     <w:uiPriority w:val="70"/>
     <w:pPr>
       <w:spacing w:after="0" w:line="240" w:lineRule="auto"/>
@@ -13381,9 +14425,9 @@
       </w:tcPr>
     </w:tblStylePr>
   </w:style>
-  <w:style w:type="table" w:styleId="106">
+  <w:style w:type="table" w:styleId="108">
     <w:name w:val="Dark List Accent 2"/>
-    <w:basedOn w:val="32"/>
+    <w:basedOn w:val="34"/>
     <w:uiPriority w:val="70"/>
     <w:pPr>
       <w:spacing w:after="0" w:line="240" w:lineRule="auto"/>
@@ -13496,9 +14540,9 @@
       </w:tcPr>
     </w:tblStylePr>
   </w:style>
-  <w:style w:type="table" w:styleId="107">
+  <w:style w:type="table" w:styleId="109">
     <w:name w:val="Dark List Accent 3"/>
-    <w:basedOn w:val="32"/>
+    <w:basedOn w:val="34"/>
     <w:uiPriority w:val="70"/>
     <w:pPr>
       <w:spacing w:after="0" w:line="240" w:lineRule="auto"/>
@@ -13611,9 +14655,9 @@
       </w:tcPr>
     </w:tblStylePr>
   </w:style>
-  <w:style w:type="table" w:styleId="108">
+  <w:style w:type="table" w:styleId="110">
     <w:name w:val="Dark List Accent 4"/>
-    <w:basedOn w:val="32"/>
+    <w:basedOn w:val="34"/>
     <w:uiPriority w:val="70"/>
     <w:pPr>
       <w:spacing w:after="0" w:line="240" w:lineRule="auto"/>
@@ -13726,9 +14770,9 @@
       </w:tcPr>
     </w:tblStylePr>
   </w:style>
-  <w:style w:type="table" w:styleId="109">
+  <w:style w:type="table" w:styleId="111">
     <w:name w:val="Dark List Accent 5"/>
-    <w:basedOn w:val="32"/>
+    <w:basedOn w:val="34"/>
     <w:uiPriority w:val="70"/>
     <w:pPr>
       <w:spacing w:after="0" w:line="240" w:lineRule="auto"/>
@@ -13841,9 +14885,9 @@
       </w:tcPr>
     </w:tblStylePr>
   </w:style>
-  <w:style w:type="table" w:styleId="110">
+  <w:style w:type="table" w:styleId="112">
     <w:name w:val="Dark List Accent 6"/>
-    <w:basedOn w:val="32"/>
+    <w:basedOn w:val="34"/>
     <w:uiPriority w:val="70"/>
     <w:pPr>
       <w:spacing w:after="0" w:line="240" w:lineRule="auto"/>
@@ -13956,9 +15000,9 @@
       </w:tcPr>
     </w:tblStylePr>
   </w:style>
-  <w:style w:type="table" w:styleId="111">
+  <w:style w:type="table" w:styleId="113">
     <w:name w:val="Colorful Shading"/>
-    <w:basedOn w:val="32"/>
+    <w:basedOn w:val="34"/>
     <w:uiPriority w:val="71"/>
     <w:pPr>
       <w:spacing w:after="0" w:line="240" w:lineRule="auto"/>
@@ -14104,9 +15148,9 @@
       </w:rPr>
     </w:tblStylePr>
   </w:style>
-  <w:style w:type="table" w:styleId="112">
+  <w:style w:type="table" w:styleId="114">
     <w:name w:val="Colorful Shading Accent 1"/>
-    <w:basedOn w:val="32"/>
+    <w:basedOn w:val="34"/>
     <w:uiPriority w:val="71"/>
     <w:pPr>
       <w:spacing w:after="0" w:line="240" w:lineRule="auto"/>
@@ -14252,9 +15296,9 @@
       </w:rPr>
     </w:tblStylePr>
   </w:style>
-  <w:style w:type="table" w:styleId="113">
+  <w:style w:type="table" w:styleId="115">
     <w:name w:val="Colorful Shading Accent 2"/>
-    <w:basedOn w:val="32"/>
+    <w:basedOn w:val="34"/>
     <w:uiPriority w:val="71"/>
     <w:pPr>
       <w:spacing w:after="0" w:line="240" w:lineRule="auto"/>
@@ -14400,9 +15444,9 @@
       </w:rPr>
     </w:tblStylePr>
   </w:style>
-  <w:style w:type="table" w:styleId="114">
+  <w:style w:type="table" w:styleId="116">
     <w:name w:val="Colorful Shading Accent 3"/>
-    <w:basedOn w:val="32"/>
+    <w:basedOn w:val="34"/>
     <w:uiPriority w:val="71"/>
     <w:pPr>
       <w:spacing w:after="0" w:line="240" w:lineRule="auto"/>
@@ -14528,9 +15572,9 @@
       </w:tcPr>
     </w:tblStylePr>
   </w:style>
-  <w:style w:type="table" w:styleId="115">
+  <w:style w:type="table" w:styleId="117">
     <w:name w:val="Colorful Shading Accent 4"/>
-    <w:basedOn w:val="32"/>
+    <w:basedOn w:val="34"/>
     <w:uiPriority w:val="71"/>
     <w:pPr>
       <w:spacing w:after="0" w:line="240" w:lineRule="auto"/>
@@ -14676,9 +15720,9 @@
       </w:rPr>
     </w:tblStylePr>
   </w:style>
-  <w:style w:type="table" w:styleId="116">
+  <w:style w:type="table" w:styleId="118">
     <w:name w:val="Colorful Shading Accent 5"/>
-    <w:basedOn w:val="32"/>
+    <w:basedOn w:val="34"/>
     <w:uiPriority w:val="71"/>
     <w:pPr>
       <w:spacing w:after="0" w:line="240" w:lineRule="auto"/>
@@ -14824,9 +15868,9 @@
       </w:rPr>
     </w:tblStylePr>
   </w:style>
-  <w:style w:type="table" w:styleId="117">
+  <w:style w:type="table" w:styleId="119">
     <w:name w:val="Colorful Shading Accent 6"/>
-    <w:basedOn w:val="32"/>
+    <w:basedOn w:val="34"/>
     <w:uiPriority w:val="71"/>
     <w:pPr>
       <w:spacing w:after="0" w:line="240" w:lineRule="auto"/>
@@ -14972,9 +16016,9 @@
       </w:rPr>
     </w:tblStylePr>
   </w:style>
-  <w:style w:type="table" w:styleId="118">
+  <w:style w:type="table" w:styleId="120">
     <w:name w:val="Colorful List"/>
-    <w:basedOn w:val="32"/>
+    <w:basedOn w:val="34"/>
     <w:uiPriority w:val="72"/>
     <w:pPr>
       <w:spacing w:after="0" w:line="240" w:lineRule="auto"/>
@@ -15064,9 +16108,9 @@
       </w:tcPr>
     </w:tblStylePr>
   </w:style>
-  <w:style w:type="table" w:styleId="119">
+  <w:style w:type="table" w:styleId="121">
     <w:name w:val="Colorful List Accent 1"/>
-    <w:basedOn w:val="32"/>
+    <w:basedOn w:val="34"/>
     <w:uiPriority w:val="72"/>
     <w:pPr>
       <w:spacing w:after="0" w:line="240" w:lineRule="auto"/>
@@ -15156,9 +16200,9 @@
       </w:tcPr>
     </w:tblStylePr>
   </w:style>
-  <w:style w:type="table" w:styleId="120">
+  <w:style w:type="table" w:styleId="122">
     <w:name w:val="Colorful List Accent 2"/>
-    <w:basedOn w:val="32"/>
+    <w:basedOn w:val="34"/>
     <w:uiPriority w:val="72"/>
     <w:pPr>
       <w:spacing w:after="0" w:line="240" w:lineRule="auto"/>
@@ -15248,9 +16292,9 @@
       </w:tcPr>
     </w:tblStylePr>
   </w:style>
-  <w:style w:type="table" w:styleId="121">
+  <w:style w:type="table" w:styleId="123">
     <w:name w:val="Colorful List Accent 3"/>
-    <w:basedOn w:val="32"/>
+    <w:basedOn w:val="34"/>
     <w:uiPriority w:val="72"/>
     <w:pPr>
       <w:spacing w:after="0" w:line="240" w:lineRule="auto"/>
@@ -15340,9 +16384,9 @@
       </w:tcPr>
     </w:tblStylePr>
   </w:style>
-  <w:style w:type="table" w:styleId="122">
+  <w:style w:type="table" w:styleId="124">
     <w:name w:val="Colorful List Accent 4"/>
-    <w:basedOn w:val="32"/>
+    <w:basedOn w:val="34"/>
     <w:uiPriority w:val="72"/>
     <w:pPr>
       <w:spacing w:after="0" w:line="240" w:lineRule="auto"/>
@@ -15432,9 +16476,9 @@
       </w:tcPr>
     </w:tblStylePr>
   </w:style>
-  <w:style w:type="table" w:styleId="123">
+  <w:style w:type="table" w:styleId="125">
     <w:name w:val="Colorful List Accent 5"/>
-    <w:basedOn w:val="32"/>
+    <w:basedOn w:val="34"/>
     <w:uiPriority w:val="72"/>
     <w:pPr>
       <w:spacing w:after="0" w:line="240" w:lineRule="auto"/>
@@ -15524,9 +16568,9 @@
       </w:tcPr>
     </w:tblStylePr>
   </w:style>
-  <w:style w:type="table" w:styleId="124">
+  <w:style w:type="table" w:styleId="126">
     <w:name w:val="Colorful List Accent 6"/>
-    <w:basedOn w:val="32"/>
+    <w:basedOn w:val="34"/>
     <w:uiPriority w:val="72"/>
     <w:pPr>
       <w:spacing w:after="0" w:line="240" w:lineRule="auto"/>
@@ -15616,9 +16660,9 @@
       </w:tcPr>
     </w:tblStylePr>
   </w:style>
-  <w:style w:type="table" w:styleId="125">
+  <w:style w:type="table" w:styleId="127">
     <w:name w:val="Colorful Grid"/>
-    <w:basedOn w:val="32"/>
+    <w:basedOn w:val="34"/>
     <w:uiPriority w:val="73"/>
     <w:pPr>
       <w:spacing w:after="0" w:line="240" w:lineRule="auto"/>
@@ -15712,9 +16756,9 @@
       </w:tcPr>
     </w:tblStylePr>
   </w:style>
-  <w:style w:type="table" w:styleId="126">
+  <w:style w:type="table" w:styleId="128">
     <w:name w:val="Colorful Grid Accent 1"/>
-    <w:basedOn w:val="32"/>
+    <w:basedOn w:val="34"/>
     <w:uiPriority w:val="73"/>
     <w:pPr>
       <w:spacing w:after="0" w:line="240" w:lineRule="auto"/>
@@ -15808,9 +16852,9 @@
       </w:tcPr>
     </w:tblStylePr>
   </w:style>
-  <w:style w:type="table" w:styleId="127">
+  <w:style w:type="table" w:styleId="129">
     <w:name w:val="Colorful Grid Accent 2"/>
-    <w:basedOn w:val="32"/>
+    <w:basedOn w:val="34"/>
     <w:uiPriority w:val="73"/>
     <w:pPr>
       <w:spacing w:after="0" w:line="240" w:lineRule="auto"/>
@@ -15904,9 +16948,9 @@
       </w:tcPr>
     </w:tblStylePr>
   </w:style>
-  <w:style w:type="table" w:styleId="128">
+  <w:style w:type="table" w:styleId="130">
     <w:name w:val="Colorful Grid Accent 3"/>
-    <w:basedOn w:val="32"/>
+    <w:basedOn w:val="34"/>
     <w:uiPriority w:val="73"/>
     <w:pPr>
       <w:spacing w:after="0" w:line="240" w:lineRule="auto"/>
@@ -16000,9 +17044,10 @@
       </w:tcPr>
     </w:tblStylePr>
   </w:style>
-  <w:style w:type="table" w:styleId="129">
+  <w:style w:type="table" w:styleId="131">
     <w:name w:val="Colorful Grid Accent 4"/>
-    <w:basedOn w:val="32"/>
+    <w:basedOn w:val="34"/>
+    <w:qFormat/>
     <w:uiPriority w:val="73"/>
     <w:pPr>
       <w:spacing w:after="0" w:line="240" w:lineRule="auto"/>
@@ -16096,9 +17141,9 @@
       </w:tcPr>
     </w:tblStylePr>
   </w:style>
-  <w:style w:type="table" w:styleId="130">
+  <w:style w:type="table" w:styleId="132">
     <w:name w:val="Colorful Grid Accent 5"/>
-    <w:basedOn w:val="32"/>
+    <w:basedOn w:val="34"/>
     <w:qFormat/>
     <w:uiPriority w:val="73"/>
     <w:pPr>
@@ -16193,9 +17238,9 @@
       </w:tcPr>
     </w:tblStylePr>
   </w:style>
-  <w:style w:type="table" w:styleId="131">
+  <w:style w:type="table" w:styleId="133">
     <w:name w:val="Colorful Grid Accent 6"/>
-    <w:basedOn w:val="32"/>
+    <w:basedOn w:val="34"/>
     <w:uiPriority w:val="73"/>
     <w:pPr>
       <w:spacing w:after="0" w:line="240" w:lineRule="auto"/>
@@ -16289,9 +17334,9 @@
       </w:tcPr>
     </w:tblStylePr>
   </w:style>
-  <w:style w:type="character" w:styleId="133">
+  <w:style w:type="character" w:styleId="135">
     <w:name w:val="Strong"/>
-    <w:basedOn w:val="132"/>
+    <w:basedOn w:val="134"/>
     <w:qFormat/>
     <w:uiPriority w:val="22"/>
     <w:rPr>
@@ -16299,9 +17344,9 @@
       <w:bCs/>
     </w:rPr>
   </w:style>
-  <w:style w:type="character" w:styleId="134">
+  <w:style w:type="character" w:styleId="136">
     <w:name w:val="Emphasis"/>
-    <w:basedOn w:val="132"/>
+    <w:basedOn w:val="134"/>
     <w:qFormat/>
     <w:uiPriority w:val="20"/>
     <w:rPr>
@@ -16309,19 +17354,19 @@
       <w:iCs/>
     </w:rPr>
   </w:style>
-  <w:style w:type="character" w:customStyle="1" w:styleId="135">
+  <w:style w:type="character" w:customStyle="1" w:styleId="137">
     <w:name w:val="Header Char"/>
-    <w:basedOn w:val="132"/>
+    <w:basedOn w:val="134"/>
     <w:link w:val="25"/>
     <w:uiPriority w:val="99"/>
   </w:style>
-  <w:style w:type="character" w:customStyle="1" w:styleId="136">
+  <w:style w:type="character" w:customStyle="1" w:styleId="138">
     <w:name w:val="Footer Char"/>
-    <w:basedOn w:val="132"/>
+    <w:basedOn w:val="134"/>
     <w:link w:val="24"/>
     <w:uiPriority w:val="99"/>
   </w:style>
-  <w:style w:type="paragraph" w:styleId="137">
+  <w:style w:type="paragraph" w:styleId="139">
     <w:name w:val="No Spacing"/>
     <w:qFormat/>
     <w:uiPriority w:val="1"/>
@@ -16335,9 +17380,9 @@
       <w:lang w:val="en-US" w:eastAsia="en-US" w:bidi="ar-SA"/>
     </w:rPr>
   </w:style>
-  <w:style w:type="character" w:customStyle="1" w:styleId="138">
+  <w:style w:type="character" w:customStyle="1" w:styleId="140">
     <w:name w:val="Heading 1 Char"/>
-    <w:basedOn w:val="132"/>
+    <w:basedOn w:val="134"/>
     <w:link w:val="3"/>
     <w:qFormat/>
     <w:uiPriority w:val="9"/>
@@ -16350,9 +17395,9 @@
       <w:szCs w:val="28"/>
     </w:rPr>
   </w:style>
-  <w:style w:type="character" w:customStyle="1" w:styleId="139">
+  <w:style w:type="character" w:customStyle="1" w:styleId="141">
     <w:name w:val="Heading 2 Char"/>
-    <w:basedOn w:val="132"/>
+    <w:basedOn w:val="134"/>
     <w:link w:val="4"/>
     <w:qFormat/>
     <w:uiPriority w:val="9"/>
@@ -16370,9 +17415,9 @@
       </w14:textFill>
     </w:rPr>
   </w:style>
-  <w:style w:type="character" w:customStyle="1" w:styleId="140">
+  <w:style w:type="character" w:customStyle="1" w:styleId="142">
     <w:name w:val="Heading 3 Char"/>
-    <w:basedOn w:val="132"/>
+    <w:basedOn w:val="134"/>
     <w:link w:val="5"/>
     <w:uiPriority w:val="9"/>
     <w:rPr>
@@ -16387,10 +17432,10 @@
       </w14:textFill>
     </w:rPr>
   </w:style>
-  <w:style w:type="character" w:customStyle="1" w:styleId="141">
+  <w:style w:type="character" w:customStyle="1" w:styleId="143">
     <w:name w:val="Title Char"/>
-    <w:basedOn w:val="132"/>
-    <w:link w:val="31"/>
+    <w:basedOn w:val="134"/>
+    <w:link w:val="33"/>
     <w:uiPriority w:val="10"/>
     <w:rPr>
       <w:rFonts w:asciiTheme="majorHAnsi" w:hAnsiTheme="majorHAnsi" w:eastAsiaTheme="majorEastAsia" w:cstheme="majorBidi"/>
@@ -16401,10 +17446,10 @@
       <w:szCs w:val="52"/>
     </w:rPr>
   </w:style>
-  <w:style w:type="character" w:customStyle="1" w:styleId="142">
+  <w:style w:type="character" w:customStyle="1" w:styleId="144">
     <w:name w:val="Subtitle Char"/>
-    <w:basedOn w:val="132"/>
-    <w:link w:val="26"/>
+    <w:basedOn w:val="134"/>
+    <w:link w:val="27"/>
     <w:qFormat/>
     <w:uiPriority w:val="11"/>
     <w:rPr>
@@ -16422,7 +17467,7 @@
       </w14:textFill>
     </w:rPr>
   </w:style>
-  <w:style w:type="paragraph" w:styleId="143">
+  <w:style w:type="paragraph" w:styleId="145">
     <w:name w:val="List Paragraph"/>
     <w:basedOn w:val="1"/>
     <w:qFormat/>
@@ -16432,22 +17477,22 @@
       <w:contextualSpacing/>
     </w:pPr>
   </w:style>
-  <w:style w:type="character" w:customStyle="1" w:styleId="144">
+  <w:style w:type="character" w:customStyle="1" w:styleId="146">
     <w:name w:val="Body Text Char"/>
-    <w:basedOn w:val="132"/>
+    <w:basedOn w:val="134"/>
     <w:link w:val="19"/>
     <w:uiPriority w:val="99"/>
   </w:style>
-  <w:style w:type="character" w:customStyle="1" w:styleId="145">
+  <w:style w:type="character" w:customStyle="1" w:styleId="147">
     <w:name w:val="Body Text 2 Char"/>
-    <w:basedOn w:val="132"/>
-    <w:link w:val="28"/>
+    <w:basedOn w:val="134"/>
+    <w:link w:val="30"/>
     <w:qFormat/>
     <w:uiPriority w:val="99"/>
   </w:style>
-  <w:style w:type="character" w:customStyle="1" w:styleId="146">
+  <w:style w:type="character" w:customStyle="1" w:styleId="148">
     <w:name w:val="Body Text 3 Char"/>
-    <w:basedOn w:val="132"/>
+    <w:basedOn w:val="134"/>
     <w:link w:val="17"/>
     <w:uiPriority w:val="99"/>
     <w:rPr>
@@ -16455,9 +17500,9 @@
       <w:szCs w:val="16"/>
     </w:rPr>
   </w:style>
-  <w:style w:type="character" w:customStyle="1" w:styleId="147">
+  <w:style w:type="character" w:customStyle="1" w:styleId="149">
     <w:name w:val="Macro Text Char"/>
-    <w:basedOn w:val="132"/>
+    <w:basedOn w:val="134"/>
     <w:link w:val="2"/>
     <w:uiPriority w:val="99"/>
     <w:rPr>
@@ -16466,11 +17511,11 @@
       <w:szCs w:val="20"/>
     </w:rPr>
   </w:style>
-  <w:style w:type="paragraph" w:styleId="148">
+  <w:style w:type="paragraph" w:styleId="150">
     <w:name w:val="Quote"/>
     <w:basedOn w:val="1"/>
     <w:next w:val="1"/>
-    <w:link w:val="149"/>
+    <w:link w:val="151"/>
     <w:qFormat/>
     <w:uiPriority w:val="29"/>
     <w:rPr>
@@ -16484,10 +17529,10 @@
       </w14:textFill>
     </w:rPr>
   </w:style>
-  <w:style w:type="character" w:customStyle="1" w:styleId="149">
+  <w:style w:type="character" w:customStyle="1" w:styleId="151">
     <w:name w:val="Quote Char"/>
-    <w:basedOn w:val="132"/>
-    <w:link w:val="148"/>
+    <w:basedOn w:val="134"/>
+    <w:link w:val="150"/>
     <w:uiPriority w:val="29"/>
     <w:rPr>
       <w:i/>
@@ -16500,9 +17545,9 @@
       </w14:textFill>
     </w:rPr>
   </w:style>
-  <w:style w:type="character" w:customStyle="1" w:styleId="150">
+  <w:style w:type="character" w:customStyle="1" w:styleId="152">
     <w:name w:val="Heading 4 Char"/>
-    <w:basedOn w:val="132"/>
+    <w:basedOn w:val="134"/>
     <w:link w:val="6"/>
     <w:semiHidden/>
     <w:uiPriority w:val="9"/>
@@ -16520,9 +17565,9 @@
       </w14:textFill>
     </w:rPr>
   </w:style>
-  <w:style w:type="character" w:customStyle="1" w:styleId="151">
+  <w:style w:type="character" w:customStyle="1" w:styleId="153">
     <w:name w:val="Heading 5 Char"/>
-    <w:basedOn w:val="132"/>
+    <w:basedOn w:val="134"/>
     <w:link w:val="7"/>
     <w:semiHidden/>
     <w:uiPriority w:val="9"/>
@@ -16531,9 +17576,9 @@
       <w:color w:val="254061" w:themeColor="accent1" w:themeShade="80"/>
     </w:rPr>
   </w:style>
-  <w:style w:type="character" w:customStyle="1" w:styleId="152">
+  <w:style w:type="character" w:customStyle="1" w:styleId="154">
     <w:name w:val="Heading 6 Char"/>
-    <w:basedOn w:val="132"/>
+    <w:basedOn w:val="134"/>
     <w:link w:val="8"/>
     <w:semiHidden/>
     <w:uiPriority w:val="9"/>
@@ -16544,9 +17589,9 @@
       <w:color w:val="254061" w:themeColor="accent1" w:themeShade="80"/>
     </w:rPr>
   </w:style>
-  <w:style w:type="character" w:customStyle="1" w:styleId="153">
+  <w:style w:type="character" w:customStyle="1" w:styleId="155">
     <w:name w:val="Heading 7 Char"/>
-    <w:basedOn w:val="132"/>
+    <w:basedOn w:val="134"/>
     <w:link w:val="9"/>
     <w:semiHidden/>
     <w:uiPriority w:val="9"/>
@@ -16565,9 +17610,9 @@
       </w14:textFill>
     </w:rPr>
   </w:style>
-  <w:style w:type="character" w:customStyle="1" w:styleId="154">
+  <w:style w:type="character" w:customStyle="1" w:styleId="156">
     <w:name w:val="Heading 8 Char"/>
-    <w:basedOn w:val="132"/>
+    <w:basedOn w:val="134"/>
     <w:link w:val="10"/>
     <w:semiHidden/>
     <w:uiPriority w:val="9"/>
@@ -16583,9 +17628,9 @@
       </w14:textFill>
     </w:rPr>
   </w:style>
-  <w:style w:type="character" w:customStyle="1" w:styleId="155">
+  <w:style w:type="character" w:customStyle="1" w:styleId="157">
     <w:name w:val="Heading 9 Char"/>
-    <w:basedOn w:val="132"/>
+    <w:basedOn w:val="134"/>
     <w:link w:val="11"/>
     <w:semiHidden/>
     <w:uiPriority w:val="9"/>
@@ -16606,11 +17651,11 @@
       </w14:textFill>
     </w:rPr>
   </w:style>
-  <w:style w:type="paragraph" w:styleId="156">
+  <w:style w:type="paragraph" w:styleId="158">
     <w:name w:val="Intense Quote"/>
     <w:basedOn w:val="1"/>
     <w:next w:val="1"/>
-    <w:link w:val="157"/>
+    <w:link w:val="159"/>
     <w:qFormat/>
     <w:uiPriority w:val="30"/>
     <w:pPr>
@@ -16633,10 +17678,10 @@
       </w14:textFill>
     </w:rPr>
   </w:style>
-  <w:style w:type="character" w:customStyle="1" w:styleId="157">
+  <w:style w:type="character" w:customStyle="1" w:styleId="159">
     <w:name w:val="Intense Quote Char"/>
-    <w:basedOn w:val="132"/>
-    <w:link w:val="156"/>
+    <w:basedOn w:val="134"/>
+    <w:link w:val="158"/>
     <w:uiPriority w:val="30"/>
     <w:rPr>
       <w:b/>
@@ -16651,9 +17696,9 @@
       </w14:textFill>
     </w:rPr>
   </w:style>
-  <w:style w:type="character" w:customStyle="1" w:styleId="158">
+  <w:style w:type="character" w:customStyle="1" w:styleId="160">
     <w:name w:val="Subtle Emphasis"/>
-    <w:basedOn w:val="132"/>
+    <w:basedOn w:val="134"/>
     <w:qFormat/>
     <w:uiPriority w:val="19"/>
     <w:rPr>
@@ -16670,9 +17715,9 @@
       </w14:textFill>
     </w:rPr>
   </w:style>
-  <w:style w:type="character" w:customStyle="1" w:styleId="159">
+  <w:style w:type="character" w:customStyle="1" w:styleId="161">
     <w:name w:val="Intense Emphasis"/>
-    <w:basedOn w:val="132"/>
+    <w:basedOn w:val="134"/>
     <w:qFormat/>
     <w:uiPriority w:val="21"/>
     <w:rPr>
@@ -16688,9 +17733,9 @@
       </w14:textFill>
     </w:rPr>
   </w:style>
-  <w:style w:type="character" w:customStyle="1" w:styleId="160">
+  <w:style w:type="character" w:customStyle="1" w:styleId="162">
     <w:name w:val="Subtle Reference"/>
-    <w:basedOn w:val="132"/>
+    <w:basedOn w:val="134"/>
     <w:qFormat/>
     <w:uiPriority w:val="31"/>
     <w:rPr>
@@ -16704,9 +17749,9 @@
       </w14:textFill>
     </w:rPr>
   </w:style>
-  <w:style w:type="character" w:customStyle="1" w:styleId="161">
+  <w:style w:type="character" w:customStyle="1" w:styleId="163">
     <w:name w:val="Intense Reference"/>
-    <w:basedOn w:val="132"/>
+    <w:basedOn w:val="134"/>
     <w:qFormat/>
     <w:uiPriority w:val="32"/>
     <w:rPr>
@@ -16723,9 +17768,9 @@
       </w14:textFill>
     </w:rPr>
   </w:style>
-  <w:style w:type="character" w:customStyle="1" w:styleId="162">
+  <w:style w:type="character" w:customStyle="1" w:styleId="164">
     <w:name w:val="Book Title"/>
-    <w:basedOn w:val="132"/>
+    <w:basedOn w:val="134"/>
     <w:qFormat/>
     <w:uiPriority w:val="33"/>
     <w:rPr>
@@ -16735,7 +17780,7 @@
       <w:spacing w:val="5"/>
     </w:rPr>
   </w:style>
-  <w:style w:type="paragraph" w:customStyle="1" w:styleId="163">
+  <w:style w:type="paragraph" w:customStyle="1" w:styleId="165">
     <w:name w:val="TOC Heading"/>
     <w:basedOn w:val="3"/>
     <w:next w:val="1"/>
